--- a/TPFINAL/Nuevo enfoque--Pavía/Info necesario.docx
+++ b/TPFINAL/Nuevo enfoque--Pavía/Info necesario.docx
@@ -2028,17 +2028,9 @@
         <w:rPr>
           <w:rStyle w:val="math-inline"/>
         </w:rPr>
-        <w:t>$I</w:t>
-      </w:r>
-      <w:proofErr w:type="gramStart"/>
-      <w:r>
-        <w:rPr>
-          <w:rStyle w:val="math-inline"/>
-        </w:rPr>
-        <w:t>_{</w:t>
-      </w:r>
-      <w:proofErr w:type="spellStart"/>
-      <w:proofErr w:type="gramEnd"/>
+        <w:t>$I_{</w:t>
+      </w:r>
+      <w:proofErr w:type="spellStart"/>
       <w:r>
         <w:rPr>
           <w:rStyle w:val="math-inline"/>
@@ -2325,21 +2317,7 @@
         <w:rPr>
           <w:rStyle w:val="math-inline"/>
         </w:rPr>
-        <w:t>$f</w:t>
-      </w:r>
-      <w:proofErr w:type="gramStart"/>
-      <w:r>
-        <w:rPr>
-          <w:rStyle w:val="math-inline"/>
-        </w:rPr>
-        <w:t>_{</w:t>
-      </w:r>
-      <w:proofErr w:type="gramEnd"/>
-      <w:r>
-        <w:rPr>
-          <w:rStyle w:val="math-inline"/>
-        </w:rPr>
-        <w:t>rápido}$</w:t>
+        <w:t>$f_{rápido}$</w:t>
       </w:r>
       <w:r>
         <w:t xml:space="preserve">, </w:t>
@@ -2515,17 +2493,9 @@
         <w:rPr>
           <w:rStyle w:val="math-inline"/>
         </w:rPr>
-        <w:t>$I</w:t>
-      </w:r>
-      <w:proofErr w:type="gramStart"/>
-      <w:r>
-        <w:rPr>
-          <w:rStyle w:val="math-inline"/>
-        </w:rPr>
-        <w:t>_{</w:t>
-      </w:r>
-      <w:proofErr w:type="spellStart"/>
-      <w:proofErr w:type="gramEnd"/>
+        <w:t>$I_{</w:t>
+      </w:r>
+      <w:proofErr w:type="spellStart"/>
       <w:r>
         <w:rPr>
           <w:rStyle w:val="math-inline"/>
@@ -3035,7 +3005,6 @@
         <w:t xml:space="preserve"> 20\</w:t>
       </w:r>
       <w:proofErr w:type="spellStart"/>
-      <w:proofErr w:type="gramStart"/>
       <w:r>
         <w:rPr>
           <w:rFonts w:ascii="Times New Roman" w:eastAsia="Times New Roman" w:hAnsi="Times New Roman" w:cs="Times New Roman"/>
@@ -3053,17 +3022,7 @@
           <w:szCs w:val="24"/>
           <w:lang w:eastAsia="es-AR"/>
         </w:rPr>
-        <w:t>{</w:t>
-      </w:r>
-      <w:proofErr w:type="gramEnd"/>
-      <w:r>
-        <w:rPr>
-          <w:rFonts w:ascii="Times New Roman" w:eastAsia="Times New Roman" w:hAnsi="Times New Roman" w:cs="Times New Roman"/>
-          <w:sz w:val="24"/>
-          <w:szCs w:val="24"/>
-          <w:lang w:eastAsia="es-AR"/>
-        </w:rPr>
-        <w:t xml:space="preserve"> Hz}$) y otro de baja frecuencia ($f \</w:t>
+        <w:t>{ Hz}$) y otro de baja frecuencia ($f \</w:t>
       </w:r>
       <w:proofErr w:type="spellStart"/>
       <w:r>
@@ -3181,10 +3140,7 @@
         <w:ind w:left="360"/>
       </w:pPr>
       <w:r>
-        <w:t>¡!!!!!</w:t>
-      </w:r>
-      <w:r>
-        <w:t xml:space="preserve">"Se observan componentes espectrales de baja amplitud en la región comprendida entre las frecuencias fundamentales. Estas componentes se atribuyen a </w:t>
+        <w:t xml:space="preserve">¡!!!!!"Se observan componentes espectrales de baja amplitud en la región comprendida entre las frecuencias fundamentales. Estas componentes se atribuyen a </w:t>
       </w:r>
       <w:r>
         <w:rPr>
@@ -3354,10 +3310,7 @@
         <w:pStyle w:val="NormalWeb"/>
       </w:pPr>
       <w:r>
-        <w:t xml:space="preserve"># </w:t>
-      </w:r>
-      <w:r>
-        <w:t xml:space="preserve">La figura demuestra el impacto negativo del filtrado digital sobre la integridad morfológica de la señal. Al aplicar un filtro </w:t>
+        <w:t xml:space="preserve"># La figura demuestra el impacto negativo del filtrado digital sobre la integridad morfológica de la señal. Al aplicar un filtro </w:t>
       </w:r>
       <w:proofErr w:type="spellStart"/>
       <w:r>
@@ -3385,10 +3338,7 @@
       </w:r>
       <w:proofErr w:type="spellEnd"/>
       <w:r>
-        <w:t>) en los transitorios de nivel. Estos efectos alteran la relación de fase y amplitud entre la corriente y el voltaje de excitación, invalidando el cálculo de la impedancia compleja. Por lo tanto, se concluye que el filtrado digital, aunque diseñado bajo criterios espectrales óptimos, es contraproducente para el objetivo del experimento, siendo la señal original de alta fidelidad la adecuada para el procesamiento posterior."</w:t>
-      </w:r>
-      <w:r>
-        <w:t xml:space="preserve"> </w:t>
+        <w:t xml:space="preserve">) en los transitorios de nivel. Estos efectos alteran la relación de fase y amplitud entre la corriente y el voltaje de excitación, invalidando el cálculo de la impedancia compleja. Por lo tanto, se concluye que el filtrado digital, aunque diseñado bajo criterios espectrales óptimos, es contraproducente para el objetivo del experimento, siendo la señal original de alta fidelidad la adecuada para el procesamiento posterior." </w:t>
       </w:r>
     </w:p>
     <w:p>
@@ -4063,17 +4013,11 @@
         <w:t>, sino también el límite de resolución del sistema de medición</w:t>
       </w:r>
       <w:r>
-        <w:t>, confirmando que mi rango de análisis útil se encuentra correctamen</w:t>
-      </w:r>
-      <w:r>
-        <w:t xml:space="preserve">te acotado por debajo de la </w:t>
-      </w:r>
-      <w:proofErr w:type="spellStart"/>
-      <w:r>
-        <w:t>fre</w:t>
-      </w:r>
-      <w:r>
-        <w:t>uencia</w:t>
+        <w:t xml:space="preserve">, confirmando que mi rango de análisis útil se encuentra correctamente acotado por debajo de la </w:t>
+      </w:r>
+      <w:proofErr w:type="spellStart"/>
+      <w:r>
+        <w:t>freuencia</w:t>
       </w:r>
       <w:proofErr w:type="spellEnd"/>
       <w:r>
@@ -4146,6 +4090,2919 @@
       </w:r>
     </w:p>
     <w:p>
+      <w:r>
+        <w:t xml:space="preserve">El análisis del intervalo de muestreo mediante </w:t>
+      </w:r>
+      <w:proofErr w:type="spellStart"/>
+      <w:r>
+        <w:rPr>
+          <w:rStyle w:val="CdigoHTML"/>
+          <w:rFonts w:eastAsiaTheme="minorHAnsi"/>
+        </w:rPr>
+        <w:t>np.diff</w:t>
+      </w:r>
+      <w:proofErr w:type="spellEnd"/>
+      <w:r>
+        <w:t xml:space="preserve"> reveló una variabilidad temporal incompatible con los requerimientos de la Transformada de Fourier Discreta (DFT), la cual asume equidistancia temporal entre muestras. Según </w:t>
+      </w:r>
+      <w:proofErr w:type="spellStart"/>
+      <w:r>
+        <w:rPr>
+          <w:b/>
+          <w:bCs/>
+        </w:rPr>
+        <w:t>Proakis</w:t>
+      </w:r>
+      <w:proofErr w:type="spellEnd"/>
+      <w:r>
+        <w:rPr>
+          <w:b/>
+          <w:bCs/>
+        </w:rPr>
+        <w:t xml:space="preserve"> &amp; </w:t>
+      </w:r>
+      <w:proofErr w:type="spellStart"/>
+      <w:r>
+        <w:rPr>
+          <w:b/>
+          <w:bCs/>
+        </w:rPr>
+        <w:t>Manolakis</w:t>
+      </w:r>
+      <w:proofErr w:type="spellEnd"/>
+      <w:r>
+        <w:rPr>
+          <w:b/>
+          <w:bCs/>
+        </w:rPr>
+        <w:t xml:space="preserve"> (2006)</w:t>
+      </w:r>
+      <w:r>
+        <w:t xml:space="preserve">, la violación de esta premisa introduce errores espectrales significativos. En consecuencia, se aplicó una técnica de </w:t>
+      </w:r>
+      <w:proofErr w:type="spellStart"/>
+      <w:r>
+        <w:t>remuestreo</w:t>
+      </w:r>
+      <w:proofErr w:type="spellEnd"/>
+      <w:r>
+        <w:t xml:space="preserve"> basada en interpolación lineal sobre un eje temporal uniforme, técnica validada en el estudio de señales con muestreo no uniforme (</w:t>
+      </w:r>
+      <w:proofErr w:type="spellStart"/>
+      <w:r>
+        <w:rPr>
+          <w:b/>
+          <w:bCs/>
+        </w:rPr>
+        <w:t>Marvasti</w:t>
+      </w:r>
+      <w:proofErr w:type="spellEnd"/>
+      <w:r>
+        <w:rPr>
+          <w:b/>
+          <w:bCs/>
+        </w:rPr>
+        <w:t>, 2001</w:t>
+      </w:r>
+      <w:r>
+        <w:t>), para asegurar la integridad de los espectros de corriente y voltaje presentados.</w:t>
+      </w:r>
+    </w:p>
+    <w:p/>
+    <w:p>
+      <w:pPr>
+        <w:pStyle w:val="Ttulo3"/>
+      </w:pPr>
+      <w:r>
+        <w:t>2. ¿Qué significa "físicamente" este régimen lento?</w:t>
+      </w:r>
+    </w:p>
+    <w:p>
+      <w:pPr>
+        <w:pStyle w:val="NormalWeb"/>
+      </w:pPr>
+      <w:r>
+        <w:lastRenderedPageBreak/>
+        <w:t xml:space="preserve">Si tu señal sube a 150V y baja a -150V, estás generando un </w:t>
+      </w:r>
+      <w:r>
+        <w:rPr>
+          <w:b/>
+          <w:bCs/>
+        </w:rPr>
+        <w:t>campo eléctrico constante</w:t>
+      </w:r>
+      <w:r>
+        <w:t xml:space="preserve"> sobre la muestra.</w:t>
+      </w:r>
+    </w:p>
+    <w:p>
+      <w:pPr>
+        <w:pStyle w:val="NormalWeb"/>
+        <w:numPr>
+          <w:ilvl w:val="0"/>
+          <w:numId w:val="14"/>
+        </w:numPr>
+      </w:pPr>
+      <w:r>
+        <w:rPr>
+          <w:b/>
+          <w:bCs/>
+        </w:rPr>
+        <w:t>El régimen rápido</w:t>
+      </w:r>
+      <w:r>
+        <w:t xml:space="preserve"> sirve para "agitar" o "acoplar" las partículas (</w:t>
+      </w:r>
+      <w:proofErr w:type="spellStart"/>
+      <w:r>
+        <w:t>SPIONs</w:t>
+      </w:r>
+      <w:proofErr w:type="spellEnd"/>
+      <w:r>
+        <w:t>).</w:t>
+      </w:r>
+    </w:p>
+    <w:p>
+      <w:pPr>
+        <w:pStyle w:val="NormalWeb"/>
+        <w:numPr>
+          <w:ilvl w:val="0"/>
+          <w:numId w:val="14"/>
+        </w:numPr>
+      </w:pPr>
+      <w:r>
+        <w:rPr>
+          <w:b/>
+          <w:bCs/>
+        </w:rPr>
+        <w:t>El régimen lento</w:t>
+      </w:r>
+      <w:r>
+        <w:t xml:space="preserve"> sirve para observar la </w:t>
+      </w:r>
+      <w:r>
+        <w:rPr>
+          <w:b/>
+          <w:bCs/>
+        </w:rPr>
+        <w:t>respuesta de relajación</w:t>
+      </w:r>
+      <w:r>
+        <w:t xml:space="preserve"> de las partículas o su </w:t>
+      </w:r>
+      <w:r>
+        <w:rPr>
+          <w:b/>
+          <w:bCs/>
+        </w:rPr>
+        <w:t>desplazamiento bajo campo constante</w:t>
+      </w:r>
+      <w:r>
+        <w:t>.</w:t>
+      </w:r>
+    </w:p>
+    <w:p>
+      <w:pPr>
+        <w:pStyle w:val="Prrafodelista"/>
+        <w:numPr>
+          <w:ilvl w:val="0"/>
+          <w:numId w:val="14"/>
+        </w:numPr>
+        <w:spacing w:before="100" w:beforeAutospacing="1" w:after="100" w:afterAutospacing="1" w:line="240" w:lineRule="auto"/>
+        <w:rPr>
+          <w:rFonts w:ascii="Times New Roman" w:eastAsia="Times New Roman" w:hAnsi="Times New Roman" w:cs="Times New Roman"/>
+          <w:sz w:val="24"/>
+          <w:szCs w:val="24"/>
+          <w:lang w:eastAsia="es-AR"/>
+        </w:rPr>
+      </w:pPr>
+      <w:r>
+        <w:rPr>
+          <w:rFonts w:ascii="Times New Roman" w:eastAsia="Times New Roman" w:hAnsi="Times New Roman" w:cs="Times New Roman"/>
+          <w:b/>
+          <w:bCs/>
+          <w:sz w:val="24"/>
+          <w:szCs w:val="24"/>
+          <w:lang w:eastAsia="es-AR"/>
+        </w:rPr>
+        <w:t>"Análisis del Régimen Dinámico (Oscilatorio):</w:t>
+      </w:r>
+      <w:r>
+        <w:rPr>
+          <w:rFonts w:ascii="Times New Roman" w:eastAsia="Times New Roman" w:hAnsi="Times New Roman" w:cs="Times New Roman"/>
+          <w:sz w:val="24"/>
+          <w:szCs w:val="24"/>
+          <w:lang w:eastAsia="es-AR"/>
+        </w:rPr>
+        <w:t xml:space="preserve"> Se empleó la Transformada de Fourier para caracterizar la respuesta en frecuencia y la estabilidad del campo aplicado..."</w:t>
+      </w:r>
+    </w:p>
+    <w:p>
+      <w:pPr>
+        <w:pStyle w:val="Prrafodelista"/>
+        <w:numPr>
+          <w:ilvl w:val="0"/>
+          <w:numId w:val="14"/>
+        </w:numPr>
+        <w:spacing w:before="100" w:beforeAutospacing="1" w:after="100" w:afterAutospacing="1" w:line="240" w:lineRule="auto"/>
+        <w:rPr>
+          <w:rFonts w:ascii="Times New Roman" w:eastAsia="Times New Roman" w:hAnsi="Times New Roman" w:cs="Times New Roman"/>
+          <w:sz w:val="24"/>
+          <w:szCs w:val="24"/>
+          <w:lang w:eastAsia="es-AR"/>
+        </w:rPr>
+      </w:pPr>
+      <w:r>
+        <w:rPr>
+          <w:rFonts w:ascii="Times New Roman" w:eastAsia="Times New Roman" w:hAnsi="Times New Roman" w:cs="Times New Roman"/>
+          <w:b/>
+          <w:bCs/>
+          <w:sz w:val="24"/>
+          <w:szCs w:val="24"/>
+          <w:lang w:eastAsia="es-AR"/>
+        </w:rPr>
+        <w:t>"Análisis del Régimen Estacionario (Respuesta Transitoria):</w:t>
+      </w:r>
+      <w:r>
+        <w:rPr>
+          <w:rFonts w:ascii="Times New Roman" w:eastAsia="Times New Roman" w:hAnsi="Times New Roman" w:cs="Times New Roman"/>
+          <w:sz w:val="24"/>
+          <w:szCs w:val="24"/>
+          <w:lang w:eastAsia="es-AR"/>
+        </w:rPr>
+        <w:t xml:space="preserve"> Dado que este segmento opera como una fuente de tensión constante, se evaluó mediante parámetros de estabilidad temporal (valor medio de estado estacionario y nivel de ruido de fondo o </w:t>
+      </w:r>
+      <w:proofErr w:type="spellStart"/>
+      <w:r>
+        <w:rPr>
+          <w:rFonts w:ascii="Times New Roman" w:eastAsia="Times New Roman" w:hAnsi="Times New Roman" w:cs="Times New Roman"/>
+          <w:i/>
+          <w:iCs/>
+          <w:sz w:val="24"/>
+          <w:szCs w:val="24"/>
+          <w:lang w:eastAsia="es-AR"/>
+        </w:rPr>
+        <w:t>ripple</w:t>
+      </w:r>
+      <w:proofErr w:type="spellEnd"/>
+      <w:r>
+        <w:rPr>
+          <w:rFonts w:ascii="Times New Roman" w:eastAsia="Times New Roman" w:hAnsi="Times New Roman" w:cs="Times New Roman"/>
+          <w:sz w:val="24"/>
+          <w:szCs w:val="24"/>
+          <w:lang w:eastAsia="es-AR"/>
+        </w:rPr>
+        <w:t>). Esto permite cuantificar la capacidad del sistema para mantener un campo de polarización constante sobre la muestra."</w:t>
+      </w:r>
+    </w:p>
+    <w:p>
+      <w:r>
+        <w:t>"Se validó la reproducibilidad del experimento mediante la superposición de tres ensayos independientes (Figura X), observándose una coincidencia precisa entre las mediciones y el promedio resultante. El diagnóstico de muestreo, al ser calculado sobre el dominio temporal completo, reporta una fluctuación elevada debido a que el sistema de adquisición modifica su frecuencia de registro según el régimen de carga (transición de dinámico a estacionario). Dado que esta variación es intrínseca al protocolo de medición y no a un error de hardware, se concluye que el promedio provisto por el sistema es estadísticamente robusto para el posterior análisis espectral."</w:t>
+      </w:r>
+    </w:p>
+    <w:p/>
+    <w:p>
+      <w:r>
+        <w:t xml:space="preserve">"Se observa una reducción en la magnitud de los picos espectrales y una disminución drástica del ruido de fondo tras el proceso de interpolación. La atenuación de la magnitud es atribuible a la eliminación del </w:t>
+      </w:r>
+      <w:proofErr w:type="spellStart"/>
+      <w:r>
+        <w:rPr>
+          <w:i/>
+          <w:iCs/>
+        </w:rPr>
+        <w:t>spectral</w:t>
+      </w:r>
+      <w:proofErr w:type="spellEnd"/>
+      <w:r>
+        <w:rPr>
+          <w:i/>
+          <w:iCs/>
+        </w:rPr>
+        <w:t xml:space="preserve"> </w:t>
+      </w:r>
+      <w:proofErr w:type="spellStart"/>
+      <w:r>
+        <w:rPr>
+          <w:i/>
+          <w:iCs/>
+        </w:rPr>
+        <w:t>leakage</w:t>
+      </w:r>
+      <w:proofErr w:type="spellEnd"/>
+      <w:r>
+        <w:t xml:space="preserve"> (fuga espectral) generado por la inestabilidad temporal (</w:t>
+      </w:r>
+      <w:proofErr w:type="spellStart"/>
+      <w:r>
+        <w:t>jitter</w:t>
+      </w:r>
+      <w:proofErr w:type="spellEnd"/>
+      <w:r>
+        <w:t>) del sistema de adquisición original. La coincidencia en la posición de los picos fundamentales y armónicos entre ambas señales valida la integridad de la información física tras el saneamiento, demostrando que la señal procesada es una representación fiel y depurada del fenómeno dinámico."</w:t>
+      </w:r>
+    </w:p>
+    <w:p/>
+    <w:p>
+      <w:r>
+        <w:t>"Se realizó un análisis de dispersión sobre las mediciones experimentales para validar la robustez del promedio. Los resultados muestran una excelente consistencia inter-</w:t>
+      </w:r>
+      <w:proofErr w:type="spellStart"/>
+      <w:r>
+        <w:t>muestral</w:t>
+      </w:r>
+      <w:proofErr w:type="spellEnd"/>
+      <w:r>
+        <w:t xml:space="preserve">, con errores relativos de </w:t>
+      </w:r>
+      <w:r>
+        <w:rPr>
+          <w:b/>
+          <w:bCs/>
+        </w:rPr>
+        <w:t>0.7% para el etanol</w:t>
+      </w:r>
+      <w:r>
+        <w:t xml:space="preserve"> y </w:t>
+      </w:r>
+      <w:r>
+        <w:rPr>
+          <w:b/>
+          <w:bCs/>
+        </w:rPr>
+        <w:t>3.2% para el cloroformo</w:t>
+      </w:r>
+      <w:r>
+        <w:t>. La ligera diferencia en la dispersión es consistente con las propiedades fisicoquímicas de cada solvente, confirmando que las variaciones observadas son despreciables y</w:t>
+      </w:r>
+      <w:r>
+        <w:t xml:space="preserve"> que el promedio obtenido es </w:t>
+      </w:r>
+      <w:proofErr w:type="spellStart"/>
+      <w:r>
+        <w:t>al</w:t>
+      </w:r>
+      <w:r>
+        <w:t>amente</w:t>
+      </w:r>
+      <w:proofErr w:type="spellEnd"/>
+      <w:r>
+        <w:t xml:space="preserve"> representativo del fenómeno físico estudiado."</w:t>
+      </w:r>
+    </w:p>
+    <w:p/>
+    <w:p>
+      <w:pPr>
+        <w:spacing w:after="0" w:line="240" w:lineRule="auto"/>
+        <w:rPr>
+          <w:rFonts w:ascii="Times New Roman" w:eastAsia="Times New Roman" w:hAnsi="Times New Roman" w:cs="Times New Roman"/>
+          <w:sz w:val="24"/>
+          <w:szCs w:val="24"/>
+          <w:lang w:eastAsia="es-AR"/>
+        </w:rPr>
+      </w:pPr>
+      <w:r>
+        <w:rPr>
+          <w:rFonts w:ascii="Times New Roman" w:eastAsia="Times New Roman" w:hAnsi="Times New Roman" w:cs="Times New Roman"/>
+          <w:sz w:val="24"/>
+          <w:szCs w:val="24"/>
+          <w:lang w:eastAsia="es-AR"/>
+        </w:rPr>
+        <w:t xml:space="preserve">"Se realizó un diseño de filtro pasa-banda </w:t>
+      </w:r>
+      <w:proofErr w:type="spellStart"/>
+      <w:r>
+        <w:rPr>
+          <w:rFonts w:ascii="Times New Roman" w:eastAsia="Times New Roman" w:hAnsi="Times New Roman" w:cs="Times New Roman"/>
+          <w:sz w:val="24"/>
+          <w:szCs w:val="24"/>
+          <w:lang w:eastAsia="es-AR"/>
+        </w:rPr>
+        <w:t>Butterworth</w:t>
+      </w:r>
+      <w:proofErr w:type="spellEnd"/>
+      <w:r>
+        <w:rPr>
+          <w:rFonts w:ascii="Times New Roman" w:eastAsia="Times New Roman" w:hAnsi="Times New Roman" w:cs="Times New Roman"/>
+          <w:sz w:val="24"/>
+          <w:szCs w:val="24"/>
+          <w:lang w:eastAsia="es-AR"/>
+        </w:rPr>
+        <w:t xml:space="preserve"> para la mitigación de ruidos externos. No obstante, al evaluar la respuesta temporal, se detectó una </w:t>
+      </w:r>
+      <w:r>
+        <w:rPr>
+          <w:rFonts w:ascii="Times New Roman" w:eastAsia="Times New Roman" w:hAnsi="Times New Roman" w:cs="Times New Roman"/>
+          <w:b/>
+          <w:bCs/>
+          <w:sz w:val="24"/>
+          <w:szCs w:val="24"/>
+          <w:lang w:eastAsia="es-AR"/>
+        </w:rPr>
+        <w:t>distorsión de fase no lineal</w:t>
+      </w:r>
+      <w:r>
+        <w:rPr>
+          <w:rFonts w:ascii="Times New Roman" w:eastAsia="Times New Roman" w:hAnsi="Times New Roman" w:cs="Times New Roman"/>
+          <w:sz w:val="24"/>
+          <w:szCs w:val="24"/>
+          <w:lang w:eastAsia="es-AR"/>
+        </w:rPr>
+        <w:t xml:space="preserve"> que compromete la medición precisa del transitorio capacitivo ($\tau$). Se demostró que la aplicación de filtrado convencional sobre señales con componentes de alta frecuencia (saltos abruptos) introduce artefactos temporales. Como solución, se validó el uso de </w:t>
+      </w:r>
+      <w:r>
+        <w:rPr>
+          <w:rFonts w:ascii="Times New Roman" w:eastAsia="Times New Roman" w:hAnsi="Times New Roman" w:cs="Times New Roman"/>
+          <w:b/>
+          <w:bCs/>
+          <w:sz w:val="24"/>
+          <w:szCs w:val="24"/>
+          <w:lang w:eastAsia="es-AR"/>
+        </w:rPr>
+        <w:t>filtrado de fase cero (</w:t>
+      </w:r>
+      <w:proofErr w:type="spellStart"/>
+      <w:r>
+        <w:rPr>
+          <w:rFonts w:ascii="Courier New" w:eastAsia="Times New Roman" w:hAnsi="Courier New" w:cs="Courier New"/>
+          <w:b/>
+          <w:bCs/>
+          <w:sz w:val="20"/>
+          <w:szCs w:val="20"/>
+          <w:lang w:eastAsia="es-AR"/>
+        </w:rPr>
+        <w:t>filtfilt</w:t>
+      </w:r>
+      <w:proofErr w:type="spellEnd"/>
+      <w:r>
+        <w:rPr>
+          <w:rFonts w:ascii="Times New Roman" w:eastAsia="Times New Roman" w:hAnsi="Times New Roman" w:cs="Times New Roman"/>
+          <w:b/>
+          <w:bCs/>
+          <w:sz w:val="24"/>
+          <w:szCs w:val="24"/>
+          <w:lang w:eastAsia="es-AR"/>
+        </w:rPr>
+        <w:t>)</w:t>
+      </w:r>
+      <w:r>
+        <w:rPr>
+          <w:rFonts w:ascii="Times New Roman" w:eastAsia="Times New Roman" w:hAnsi="Times New Roman" w:cs="Times New Roman"/>
+          <w:sz w:val="24"/>
+          <w:szCs w:val="24"/>
+          <w:lang w:eastAsia="es-AR"/>
+        </w:rPr>
+        <w:t xml:space="preserve">, el cual preserva la alineación </w:t>
+      </w:r>
+      <w:r>
+        <w:rPr>
+          <w:rFonts w:ascii="Times New Roman" w:eastAsia="Times New Roman" w:hAnsi="Times New Roman" w:cs="Times New Roman"/>
+          <w:sz w:val="24"/>
+          <w:szCs w:val="24"/>
+          <w:lang w:eastAsia="es-AR"/>
+        </w:rPr>
+        <w:lastRenderedPageBreak/>
+        <w:t>temporal de la respuesta corriente-voltaje, manteniendo la validez del análisis de fase y de la constante de tiempo."</w:t>
+      </w:r>
+    </w:p>
+    <w:p/>
+    <w:p>
+      <w:pPr>
+        <w:shd w:val="clear" w:color="auto" w:fill="1E1F20"/>
+        <w:spacing w:after="0" w:line="240" w:lineRule="auto"/>
+        <w:rPr>
+          <w:rFonts w:ascii="Arial" w:eastAsia="Times New Roman" w:hAnsi="Arial" w:cs="Arial"/>
+          <w:color w:val="E3E3E3"/>
+          <w:sz w:val="26"/>
+          <w:szCs w:val="26"/>
+          <w:lang w:eastAsia="es-AR"/>
+        </w:rPr>
+      </w:pPr>
+      <w:r>
+        <w:rPr>
+          <w:rFonts w:ascii="Arial" w:eastAsia="Times New Roman" w:hAnsi="Arial" w:cs="Arial"/>
+          <w:color w:val="E3E3E3"/>
+          <w:sz w:val="26"/>
+          <w:szCs w:val="26"/>
+          <w:lang w:eastAsia="es-AR"/>
+        </w:rPr>
+        <w:t> </w:t>
+      </w:r>
+    </w:p>
+    <w:p>
+      <w:pPr>
+        <w:shd w:val="clear" w:color="auto" w:fill="1E1F20"/>
+        <w:spacing w:after="0" w:line="240" w:lineRule="auto"/>
+        <w:rPr>
+          <w:rFonts w:ascii="Arial" w:eastAsia="Times New Roman" w:hAnsi="Arial" w:cs="Arial"/>
+          <w:color w:val="E3E3E3"/>
+          <w:sz w:val="26"/>
+          <w:szCs w:val="26"/>
+          <w:lang w:eastAsia="es-AR"/>
+        </w:rPr>
+      </w:pPr>
+      <w:proofErr w:type="gramStart"/>
+      <w:r>
+        <w:rPr>
+          <w:rFonts w:ascii="Arial" w:eastAsia="Times New Roman" w:hAnsi="Arial" w:cs="Arial"/>
+          <w:color w:val="E3E3E3"/>
+          <w:sz w:val="26"/>
+          <w:szCs w:val="26"/>
+          <w:lang w:eastAsia="es-AR"/>
+        </w:rPr>
+        <w:t>es</w:t>
+      </w:r>
+      <w:proofErr w:type="gramEnd"/>
+      <w:r>
+        <w:rPr>
+          <w:rFonts w:ascii="Arial" w:eastAsia="Times New Roman" w:hAnsi="Arial" w:cs="Arial"/>
+          <w:color w:val="E3E3E3"/>
+          <w:sz w:val="26"/>
+          <w:szCs w:val="26"/>
+          <w:lang w:eastAsia="es-AR"/>
+        </w:rPr>
+        <w:t xml:space="preserve"> que el tema es que es una onda cuadrada de </w:t>
+      </w:r>
+      <w:proofErr w:type="spellStart"/>
+      <w:r>
+        <w:rPr>
+          <w:rFonts w:ascii="Arial" w:eastAsia="Times New Roman" w:hAnsi="Arial" w:cs="Arial"/>
+          <w:color w:val="E3E3E3"/>
+          <w:sz w:val="26"/>
+          <w:szCs w:val="26"/>
+          <w:lang w:eastAsia="es-AR"/>
+        </w:rPr>
+        <w:t>excitacion</w:t>
+      </w:r>
+      <w:proofErr w:type="spellEnd"/>
+      <w:r>
+        <w:rPr>
+          <w:rFonts w:ascii="Arial" w:eastAsia="Times New Roman" w:hAnsi="Arial" w:cs="Arial"/>
+          <w:color w:val="E3E3E3"/>
+          <w:sz w:val="26"/>
+          <w:szCs w:val="26"/>
+          <w:lang w:eastAsia="es-AR"/>
+        </w:rPr>
+        <w:t xml:space="preserve"> mi pico es</w:t>
+      </w:r>
+    </w:p>
+    <w:p>
+      <w:pPr>
+        <w:shd w:val="clear" w:color="auto" w:fill="1E1F20"/>
+        <w:spacing w:after="0" w:line="240" w:lineRule="auto"/>
+        <w:rPr>
+          <w:rFonts w:ascii="Arial" w:eastAsia="Times New Roman" w:hAnsi="Arial" w:cs="Arial"/>
+          <w:color w:val="E3E3E3"/>
+          <w:sz w:val="26"/>
+          <w:szCs w:val="26"/>
+          <w:lang w:eastAsia="es-AR"/>
+        </w:rPr>
+      </w:pPr>
+      <w:proofErr w:type="gramStart"/>
+      <w:r>
+        <w:rPr>
+          <w:rFonts w:ascii="Arial" w:eastAsia="Times New Roman" w:hAnsi="Arial" w:cs="Arial"/>
+          <w:color w:val="E3E3E3"/>
+          <w:sz w:val="26"/>
+          <w:szCs w:val="26"/>
+          <w:lang w:eastAsia="es-AR"/>
+        </w:rPr>
+        <w:t>igual</w:t>
+      </w:r>
+      <w:proofErr w:type="gramEnd"/>
+      <w:r>
+        <w:rPr>
+          <w:rFonts w:ascii="Arial" w:eastAsia="Times New Roman" w:hAnsi="Arial" w:cs="Arial"/>
+          <w:color w:val="E3E3E3"/>
+          <w:sz w:val="26"/>
+          <w:szCs w:val="26"/>
+          <w:lang w:eastAsia="es-AR"/>
+        </w:rPr>
+        <w:t xml:space="preserve"> la señal d </w:t>
+      </w:r>
+      <w:proofErr w:type="spellStart"/>
+      <w:r>
+        <w:rPr>
+          <w:rFonts w:ascii="Arial" w:eastAsia="Times New Roman" w:hAnsi="Arial" w:cs="Arial"/>
+          <w:color w:val="E3E3E3"/>
+          <w:sz w:val="26"/>
+          <w:szCs w:val="26"/>
+          <w:lang w:eastAsia="es-AR"/>
+        </w:rPr>
+        <w:t>eocrriente</w:t>
+      </w:r>
+      <w:proofErr w:type="spellEnd"/>
+      <w:r>
+        <w:rPr>
+          <w:rFonts w:ascii="Arial" w:eastAsia="Times New Roman" w:hAnsi="Arial" w:cs="Arial"/>
+          <w:color w:val="E3E3E3"/>
+          <w:sz w:val="26"/>
+          <w:szCs w:val="26"/>
+          <w:lang w:eastAsia="es-AR"/>
+        </w:rPr>
+        <w:t xml:space="preserve"> solo tiene ruido en el periodo que se </w:t>
+      </w:r>
+      <w:proofErr w:type="spellStart"/>
+      <w:r>
+        <w:rPr>
+          <w:rFonts w:ascii="Arial" w:eastAsia="Times New Roman" w:hAnsi="Arial" w:cs="Arial"/>
+          <w:color w:val="E3E3E3"/>
+          <w:sz w:val="26"/>
+          <w:szCs w:val="26"/>
+          <w:lang w:eastAsia="es-AR"/>
+        </w:rPr>
+        <w:t>queds</w:t>
+      </w:r>
+      <w:proofErr w:type="spellEnd"/>
+    </w:p>
+    <w:p>
+      <w:pPr>
+        <w:shd w:val="clear" w:color="auto" w:fill="1E1F20"/>
+        <w:spacing w:after="0" w:line="240" w:lineRule="auto"/>
+        <w:rPr>
+          <w:rFonts w:ascii="Arial" w:eastAsia="Times New Roman" w:hAnsi="Arial" w:cs="Arial"/>
+          <w:color w:val="E3E3E3"/>
+          <w:sz w:val="26"/>
+          <w:szCs w:val="26"/>
+          <w:lang w:eastAsia="es-AR"/>
+        </w:rPr>
+      </w:pPr>
+      <w:r>
+        <w:rPr>
+          <w:rFonts w:ascii="Arial" w:eastAsia="Times New Roman" w:hAnsi="Arial" w:cs="Arial"/>
+          <w:color w:val="E3E3E3"/>
+          <w:sz w:val="26"/>
+          <w:szCs w:val="26"/>
+          <w:lang w:eastAsia="es-AR"/>
+        </w:rPr>
+        <w:t>"arriba" que filtro va para eso</w:t>
+      </w:r>
+      <w:proofErr w:type="gramStart"/>
+      <w:r>
+        <w:rPr>
+          <w:rFonts w:ascii="Arial" w:eastAsia="Times New Roman" w:hAnsi="Arial" w:cs="Arial"/>
+          <w:color w:val="E3E3E3"/>
+          <w:sz w:val="26"/>
+          <w:szCs w:val="26"/>
+          <w:lang w:eastAsia="es-AR"/>
+        </w:rPr>
+        <w:t>?</w:t>
+      </w:r>
+      <w:proofErr w:type="gramEnd"/>
+      <w:r>
+        <w:rPr>
+          <w:rFonts w:ascii="Arial" w:eastAsia="Times New Roman" w:hAnsi="Arial" w:cs="Arial"/>
+          <w:color w:val="E3E3E3"/>
+          <w:sz w:val="26"/>
+          <w:szCs w:val="26"/>
+          <w:lang w:eastAsia="es-AR"/>
+        </w:rPr>
+        <w:t xml:space="preserve"> por que use esto antes: # Aplicar el</w:t>
+      </w:r>
+    </w:p>
+    <w:p>
+      <w:pPr>
+        <w:shd w:val="clear" w:color="auto" w:fill="1E1F20"/>
+        <w:spacing w:after="0" w:line="240" w:lineRule="auto"/>
+        <w:rPr>
+          <w:rFonts w:ascii="Arial" w:eastAsia="Times New Roman" w:hAnsi="Arial" w:cs="Arial"/>
+          <w:color w:val="E3E3E3"/>
+          <w:sz w:val="26"/>
+          <w:szCs w:val="26"/>
+          <w:lang w:eastAsia="es-AR"/>
+        </w:rPr>
+      </w:pPr>
+      <w:proofErr w:type="gramStart"/>
+      <w:r>
+        <w:rPr>
+          <w:rFonts w:ascii="Arial" w:eastAsia="Times New Roman" w:hAnsi="Arial" w:cs="Arial"/>
+          <w:color w:val="E3E3E3"/>
+          <w:sz w:val="26"/>
+          <w:szCs w:val="26"/>
+          <w:lang w:eastAsia="es-AR"/>
+        </w:rPr>
+        <w:t>filtro</w:t>
+      </w:r>
+      <w:proofErr w:type="gramEnd"/>
+      <w:r>
+        <w:rPr>
+          <w:rFonts w:ascii="Arial" w:eastAsia="Times New Roman" w:hAnsi="Arial" w:cs="Arial"/>
+          <w:color w:val="E3E3E3"/>
+          <w:sz w:val="26"/>
+          <w:szCs w:val="26"/>
+          <w:lang w:eastAsia="es-AR"/>
+        </w:rPr>
+        <w:t xml:space="preserve"> a la señal idealizada</w:t>
+      </w:r>
+    </w:p>
+    <w:p>
+      <w:pPr>
+        <w:shd w:val="clear" w:color="auto" w:fill="1E1F20"/>
+        <w:spacing w:after="0" w:line="240" w:lineRule="auto"/>
+        <w:rPr>
+          <w:rFonts w:ascii="Arial" w:eastAsia="Times New Roman" w:hAnsi="Arial" w:cs="Arial"/>
+          <w:color w:val="E3E3E3"/>
+          <w:sz w:val="26"/>
+          <w:szCs w:val="26"/>
+          <w:lang w:eastAsia="es-AR"/>
+        </w:rPr>
+      </w:pPr>
+      <w:proofErr w:type="spellStart"/>
+      <w:r>
+        <w:rPr>
+          <w:rFonts w:ascii="Arial" w:eastAsia="Times New Roman" w:hAnsi="Arial" w:cs="Arial"/>
+          <w:color w:val="E3E3E3"/>
+          <w:sz w:val="26"/>
+          <w:szCs w:val="26"/>
+          <w:lang w:eastAsia="es-AR"/>
+        </w:rPr>
+        <w:t>i_filtrada</w:t>
+      </w:r>
+      <w:proofErr w:type="spellEnd"/>
+      <w:r>
+        <w:rPr>
+          <w:rFonts w:ascii="Arial" w:eastAsia="Times New Roman" w:hAnsi="Arial" w:cs="Arial"/>
+          <w:color w:val="E3E3E3"/>
+          <w:sz w:val="26"/>
+          <w:szCs w:val="26"/>
+          <w:lang w:eastAsia="es-AR"/>
+        </w:rPr>
+        <w:t xml:space="preserve"> = </w:t>
+      </w:r>
+      <w:proofErr w:type="spellStart"/>
+      <w:r>
+        <w:rPr>
+          <w:rFonts w:ascii="Arial" w:eastAsia="Times New Roman" w:hAnsi="Arial" w:cs="Arial"/>
+          <w:color w:val="E3E3E3"/>
+          <w:sz w:val="26"/>
+          <w:szCs w:val="26"/>
+          <w:lang w:eastAsia="es-AR"/>
+        </w:rPr>
+        <w:t>signal.sosfiltfilt</w:t>
+      </w:r>
+      <w:proofErr w:type="spellEnd"/>
+      <w:r>
+        <w:rPr>
+          <w:rFonts w:ascii="Arial" w:eastAsia="Times New Roman" w:hAnsi="Arial" w:cs="Arial"/>
+          <w:color w:val="E3E3E3"/>
+          <w:sz w:val="26"/>
+          <w:szCs w:val="26"/>
+          <w:lang w:eastAsia="es-AR"/>
+        </w:rPr>
+        <w:t>(</w:t>
+      </w:r>
+      <w:proofErr w:type="spellStart"/>
+      <w:r>
+        <w:rPr>
+          <w:rFonts w:ascii="Arial" w:eastAsia="Times New Roman" w:hAnsi="Arial" w:cs="Arial"/>
+          <w:color w:val="E3E3E3"/>
+          <w:sz w:val="26"/>
+          <w:szCs w:val="26"/>
+          <w:lang w:eastAsia="es-AR"/>
+        </w:rPr>
+        <w:t>sos</w:t>
+      </w:r>
+      <w:proofErr w:type="spellEnd"/>
+      <w:r>
+        <w:rPr>
+          <w:rFonts w:ascii="Arial" w:eastAsia="Times New Roman" w:hAnsi="Arial" w:cs="Arial"/>
+          <w:color w:val="E3E3E3"/>
+          <w:sz w:val="26"/>
+          <w:szCs w:val="26"/>
+          <w:lang w:eastAsia="es-AR"/>
+        </w:rPr>
+        <w:t>, df1.iloc[</w:t>
+      </w:r>
+      <w:proofErr w:type="gramStart"/>
+      <w:r>
+        <w:rPr>
+          <w:rFonts w:ascii="Arial" w:eastAsia="Times New Roman" w:hAnsi="Arial" w:cs="Arial"/>
+          <w:color w:val="E3E3E3"/>
+          <w:sz w:val="26"/>
+          <w:szCs w:val="26"/>
+          <w:lang w:eastAsia="es-AR"/>
+        </w:rPr>
+        <w:t>:,</w:t>
+      </w:r>
+      <w:proofErr w:type="gramEnd"/>
+      <w:r>
+        <w:rPr>
+          <w:rFonts w:ascii="Arial" w:eastAsia="Times New Roman" w:hAnsi="Arial" w:cs="Arial"/>
+          <w:color w:val="E3E3E3"/>
+          <w:sz w:val="26"/>
+          <w:szCs w:val="26"/>
+          <w:lang w:eastAsia="es-AR"/>
+        </w:rPr>
+        <w:t xml:space="preserve"> 2])</w:t>
+      </w:r>
+    </w:p>
+    <w:p>
+      <w:pPr>
+        <w:shd w:val="clear" w:color="auto" w:fill="1E1F20"/>
+        <w:spacing w:after="0" w:line="240" w:lineRule="auto"/>
+        <w:rPr>
+          <w:rFonts w:ascii="Arial" w:eastAsia="Times New Roman" w:hAnsi="Arial" w:cs="Arial"/>
+          <w:color w:val="E3E3E3"/>
+          <w:sz w:val="26"/>
+          <w:szCs w:val="26"/>
+          <w:lang w:val="en-US" w:eastAsia="es-AR"/>
+        </w:rPr>
+      </w:pPr>
+      <w:proofErr w:type="spellStart"/>
+      <w:r>
+        <w:rPr>
+          <w:rFonts w:ascii="Arial" w:eastAsia="Times New Roman" w:hAnsi="Arial" w:cs="Arial"/>
+          <w:color w:val="E3E3E3"/>
+          <w:sz w:val="26"/>
+          <w:szCs w:val="26"/>
+          <w:lang w:val="en-US" w:eastAsia="es-AR"/>
+        </w:rPr>
+        <w:t>fft_filtrada</w:t>
+      </w:r>
+      <w:proofErr w:type="spellEnd"/>
+      <w:r>
+        <w:rPr>
+          <w:rFonts w:ascii="Arial" w:eastAsia="Times New Roman" w:hAnsi="Arial" w:cs="Arial"/>
+          <w:color w:val="E3E3E3"/>
+          <w:sz w:val="26"/>
+          <w:szCs w:val="26"/>
+          <w:lang w:val="en-US" w:eastAsia="es-AR"/>
+        </w:rPr>
+        <w:t xml:space="preserve"> = </w:t>
+      </w:r>
+      <w:proofErr w:type="spellStart"/>
+      <w:proofErr w:type="gramStart"/>
+      <w:r>
+        <w:rPr>
+          <w:rFonts w:ascii="Arial" w:eastAsia="Times New Roman" w:hAnsi="Arial" w:cs="Arial"/>
+          <w:color w:val="E3E3E3"/>
+          <w:sz w:val="26"/>
+          <w:szCs w:val="26"/>
+          <w:lang w:val="en-US" w:eastAsia="es-AR"/>
+        </w:rPr>
+        <w:t>np.fft.fft</w:t>
+      </w:r>
+      <w:proofErr w:type="spellEnd"/>
+      <w:r>
+        <w:rPr>
+          <w:rFonts w:ascii="Arial" w:eastAsia="Times New Roman" w:hAnsi="Arial" w:cs="Arial"/>
+          <w:color w:val="E3E3E3"/>
+          <w:sz w:val="26"/>
+          <w:szCs w:val="26"/>
+          <w:lang w:val="en-US" w:eastAsia="es-AR"/>
+        </w:rPr>
+        <w:t>(</w:t>
+      </w:r>
+      <w:proofErr w:type="spellStart"/>
+      <w:proofErr w:type="gramEnd"/>
+      <w:r>
+        <w:rPr>
+          <w:rFonts w:ascii="Arial" w:eastAsia="Times New Roman" w:hAnsi="Arial" w:cs="Arial"/>
+          <w:color w:val="E3E3E3"/>
+          <w:sz w:val="26"/>
+          <w:szCs w:val="26"/>
+          <w:lang w:val="en-US" w:eastAsia="es-AR"/>
+        </w:rPr>
+        <w:t>i_filtrada</w:t>
+      </w:r>
+      <w:proofErr w:type="spellEnd"/>
+      <w:r>
+        <w:rPr>
+          <w:rFonts w:ascii="Arial" w:eastAsia="Times New Roman" w:hAnsi="Arial" w:cs="Arial"/>
+          <w:color w:val="E3E3E3"/>
+          <w:sz w:val="26"/>
+          <w:szCs w:val="26"/>
+          <w:lang w:val="en-US" w:eastAsia="es-AR"/>
+        </w:rPr>
+        <w:t>)</w:t>
+      </w:r>
+    </w:p>
+    <w:p>
+      <w:pPr>
+        <w:shd w:val="clear" w:color="auto" w:fill="1E1F20"/>
+        <w:spacing w:after="0" w:line="240" w:lineRule="auto"/>
+        <w:rPr>
+          <w:rFonts w:ascii="Arial" w:eastAsia="Times New Roman" w:hAnsi="Arial" w:cs="Arial"/>
+          <w:color w:val="E3E3E3"/>
+          <w:sz w:val="26"/>
+          <w:szCs w:val="26"/>
+          <w:lang w:eastAsia="es-AR"/>
+        </w:rPr>
+      </w:pPr>
+      <w:proofErr w:type="spellStart"/>
+      <w:r>
+        <w:rPr>
+          <w:rFonts w:ascii="Arial" w:eastAsia="Times New Roman" w:hAnsi="Arial" w:cs="Arial"/>
+          <w:color w:val="E3E3E3"/>
+          <w:sz w:val="26"/>
+          <w:szCs w:val="26"/>
+          <w:lang w:eastAsia="es-AR"/>
+        </w:rPr>
+        <w:t>mag_filtrada</w:t>
+      </w:r>
+      <w:proofErr w:type="spellEnd"/>
+      <w:r>
+        <w:rPr>
+          <w:rFonts w:ascii="Arial" w:eastAsia="Times New Roman" w:hAnsi="Arial" w:cs="Arial"/>
+          <w:color w:val="E3E3E3"/>
+          <w:sz w:val="26"/>
+          <w:szCs w:val="26"/>
+          <w:lang w:eastAsia="es-AR"/>
+        </w:rPr>
+        <w:t xml:space="preserve"> = </w:t>
+      </w:r>
+      <w:proofErr w:type="spellStart"/>
+      <w:r>
+        <w:rPr>
+          <w:rFonts w:ascii="Arial" w:eastAsia="Times New Roman" w:hAnsi="Arial" w:cs="Arial"/>
+          <w:color w:val="E3E3E3"/>
+          <w:sz w:val="26"/>
+          <w:szCs w:val="26"/>
+          <w:lang w:eastAsia="es-AR"/>
+        </w:rPr>
+        <w:t>np.abs</w:t>
+      </w:r>
+      <w:proofErr w:type="spellEnd"/>
+      <w:r>
+        <w:rPr>
+          <w:rFonts w:ascii="Arial" w:eastAsia="Times New Roman" w:hAnsi="Arial" w:cs="Arial"/>
+          <w:color w:val="E3E3E3"/>
+          <w:sz w:val="26"/>
+          <w:szCs w:val="26"/>
+          <w:lang w:eastAsia="es-AR"/>
+        </w:rPr>
+        <w:t>(</w:t>
+      </w:r>
+      <w:proofErr w:type="spellStart"/>
+      <w:r>
+        <w:rPr>
+          <w:rFonts w:ascii="Arial" w:eastAsia="Times New Roman" w:hAnsi="Arial" w:cs="Arial"/>
+          <w:color w:val="E3E3E3"/>
+          <w:sz w:val="26"/>
+          <w:szCs w:val="26"/>
+          <w:lang w:eastAsia="es-AR"/>
+        </w:rPr>
+        <w:t>fft_filtrada</w:t>
+      </w:r>
+      <w:proofErr w:type="spellEnd"/>
+      <w:r>
+        <w:rPr>
+          <w:rFonts w:ascii="Arial" w:eastAsia="Times New Roman" w:hAnsi="Arial" w:cs="Arial"/>
+          <w:color w:val="E3E3E3"/>
+          <w:sz w:val="26"/>
+          <w:szCs w:val="26"/>
+          <w:lang w:eastAsia="es-AR"/>
+        </w:rPr>
+        <w:t>)[:n//2]</w:t>
+      </w:r>
+    </w:p>
+    <w:p>
+      <w:pPr>
+        <w:shd w:val="clear" w:color="auto" w:fill="1E1F20"/>
+        <w:spacing w:after="0" w:line="240" w:lineRule="auto"/>
+        <w:rPr>
+          <w:rFonts w:ascii="Arial" w:eastAsia="Times New Roman" w:hAnsi="Arial" w:cs="Arial"/>
+          <w:color w:val="E3E3E3"/>
+          <w:sz w:val="26"/>
+          <w:szCs w:val="26"/>
+          <w:lang w:eastAsia="es-AR"/>
+        </w:rPr>
+      </w:pPr>
+      <w:proofErr w:type="gramStart"/>
+      <w:r>
+        <w:rPr>
+          <w:rFonts w:ascii="Arial" w:eastAsia="Times New Roman" w:hAnsi="Arial" w:cs="Arial"/>
+          <w:color w:val="E3E3E3"/>
+          <w:sz w:val="26"/>
+          <w:szCs w:val="26"/>
+          <w:lang w:eastAsia="es-AR"/>
+        </w:rPr>
+        <w:t>frecuencias</w:t>
+      </w:r>
+      <w:proofErr w:type="gramEnd"/>
+      <w:r>
+        <w:rPr>
+          <w:rFonts w:ascii="Arial" w:eastAsia="Times New Roman" w:hAnsi="Arial" w:cs="Arial"/>
+          <w:color w:val="E3E3E3"/>
+          <w:sz w:val="26"/>
+          <w:szCs w:val="26"/>
+          <w:lang w:eastAsia="es-AR"/>
+        </w:rPr>
+        <w:t xml:space="preserve"> = </w:t>
+      </w:r>
+      <w:proofErr w:type="spellStart"/>
+      <w:r>
+        <w:rPr>
+          <w:rFonts w:ascii="Arial" w:eastAsia="Times New Roman" w:hAnsi="Arial" w:cs="Arial"/>
+          <w:color w:val="E3E3E3"/>
+          <w:sz w:val="26"/>
+          <w:szCs w:val="26"/>
+          <w:lang w:eastAsia="es-AR"/>
+        </w:rPr>
+        <w:t>np.fft.fftfreq</w:t>
+      </w:r>
+      <w:proofErr w:type="spellEnd"/>
+      <w:r>
+        <w:rPr>
+          <w:rFonts w:ascii="Arial" w:eastAsia="Times New Roman" w:hAnsi="Arial" w:cs="Arial"/>
+          <w:color w:val="E3E3E3"/>
+          <w:sz w:val="26"/>
+          <w:szCs w:val="26"/>
+          <w:lang w:eastAsia="es-AR"/>
+        </w:rPr>
+        <w:t>(n, d=1/</w:t>
+      </w:r>
+      <w:proofErr w:type="spellStart"/>
+      <w:r>
+        <w:rPr>
+          <w:rFonts w:ascii="Arial" w:eastAsia="Times New Roman" w:hAnsi="Arial" w:cs="Arial"/>
+          <w:color w:val="E3E3E3"/>
+          <w:sz w:val="26"/>
+          <w:szCs w:val="26"/>
+          <w:lang w:eastAsia="es-AR"/>
+        </w:rPr>
+        <w:t>fs</w:t>
+      </w:r>
+      <w:proofErr w:type="spellEnd"/>
+      <w:r>
+        <w:rPr>
+          <w:rFonts w:ascii="Arial" w:eastAsia="Times New Roman" w:hAnsi="Arial" w:cs="Arial"/>
+          <w:color w:val="E3E3E3"/>
+          <w:sz w:val="26"/>
+          <w:szCs w:val="26"/>
+          <w:lang w:eastAsia="es-AR"/>
+        </w:rPr>
+        <w:t>)[:n//2]</w:t>
+      </w:r>
+    </w:p>
+    <w:p>
+      <w:pPr>
+        <w:shd w:val="clear" w:color="auto" w:fill="1E1F20"/>
+        <w:spacing w:after="0" w:line="240" w:lineRule="auto"/>
+        <w:rPr>
+          <w:rFonts w:ascii="Arial" w:eastAsia="Times New Roman" w:hAnsi="Arial" w:cs="Arial"/>
+          <w:color w:val="E3E3E3"/>
+          <w:sz w:val="26"/>
+          <w:szCs w:val="26"/>
+          <w:lang w:eastAsia="es-AR"/>
+        </w:rPr>
+      </w:pPr>
+      <w:proofErr w:type="gramStart"/>
+      <w:r>
+        <w:rPr>
+          <w:rFonts w:ascii="Arial" w:eastAsia="Times New Roman" w:hAnsi="Arial" w:cs="Arial"/>
+          <w:color w:val="E3E3E3"/>
+          <w:sz w:val="26"/>
+          <w:szCs w:val="26"/>
+          <w:lang w:eastAsia="es-AR"/>
+        </w:rPr>
+        <w:t>y</w:t>
+      </w:r>
+      <w:proofErr w:type="gramEnd"/>
+      <w:r>
+        <w:rPr>
+          <w:rFonts w:ascii="Arial" w:eastAsia="Times New Roman" w:hAnsi="Arial" w:cs="Arial"/>
+          <w:color w:val="E3E3E3"/>
+          <w:sz w:val="26"/>
+          <w:szCs w:val="26"/>
+          <w:lang w:eastAsia="es-AR"/>
+        </w:rPr>
+        <w:t xml:space="preserve"> también necesito GRAFICARLO! </w:t>
+      </w:r>
+      <w:proofErr w:type="spellStart"/>
+      <w:r>
+        <w:rPr>
+          <w:rFonts w:ascii="Arial" w:eastAsia="Times New Roman" w:hAnsi="Arial" w:cs="Arial"/>
+          <w:color w:val="E3E3E3"/>
+          <w:sz w:val="26"/>
+          <w:szCs w:val="26"/>
+          <w:lang w:eastAsia="es-AR"/>
+        </w:rPr>
+        <w:t>def</w:t>
+      </w:r>
+      <w:proofErr w:type="spellEnd"/>
+      <w:r>
+        <w:rPr>
+          <w:rFonts w:ascii="Arial" w:eastAsia="Times New Roman" w:hAnsi="Arial" w:cs="Arial"/>
+          <w:color w:val="E3E3E3"/>
+          <w:sz w:val="26"/>
+          <w:szCs w:val="26"/>
+          <w:lang w:eastAsia="es-AR"/>
+        </w:rPr>
+        <w:t xml:space="preserve"> </w:t>
+      </w:r>
+      <w:proofErr w:type="spellStart"/>
+      <w:r>
+        <w:rPr>
+          <w:rFonts w:ascii="Arial" w:eastAsia="Times New Roman" w:hAnsi="Arial" w:cs="Arial"/>
+          <w:color w:val="E3E3E3"/>
+          <w:sz w:val="26"/>
+          <w:szCs w:val="26"/>
+          <w:lang w:eastAsia="es-AR"/>
+        </w:rPr>
+        <w:t>aplicar_filtro</w:t>
+      </w:r>
+      <w:proofErr w:type="spellEnd"/>
+      <w:r>
+        <w:rPr>
+          <w:rFonts w:ascii="Arial" w:eastAsia="Times New Roman" w:hAnsi="Arial" w:cs="Arial"/>
+          <w:color w:val="E3E3E3"/>
+          <w:sz w:val="26"/>
+          <w:szCs w:val="26"/>
+          <w:lang w:eastAsia="es-AR"/>
+        </w:rPr>
+        <w:t>(</w:t>
+      </w:r>
+      <w:proofErr w:type="spellStart"/>
+      <w:r>
+        <w:rPr>
+          <w:rFonts w:ascii="Arial" w:eastAsia="Times New Roman" w:hAnsi="Arial" w:cs="Arial"/>
+          <w:color w:val="E3E3E3"/>
+          <w:sz w:val="26"/>
+          <w:szCs w:val="26"/>
+          <w:lang w:eastAsia="es-AR"/>
+        </w:rPr>
+        <w:t>df</w:t>
+      </w:r>
+      <w:proofErr w:type="spellEnd"/>
+      <w:r>
+        <w:rPr>
+          <w:rFonts w:ascii="Arial" w:eastAsia="Times New Roman" w:hAnsi="Arial" w:cs="Arial"/>
+          <w:color w:val="E3E3E3"/>
+          <w:sz w:val="26"/>
+          <w:szCs w:val="26"/>
+          <w:lang w:eastAsia="es-AR"/>
+        </w:rPr>
+        <w:t xml:space="preserve">, </w:t>
+      </w:r>
+      <w:proofErr w:type="spellStart"/>
+      <w:r>
+        <w:rPr>
+          <w:rFonts w:ascii="Arial" w:eastAsia="Times New Roman" w:hAnsi="Arial" w:cs="Arial"/>
+          <w:color w:val="E3E3E3"/>
+          <w:sz w:val="26"/>
+          <w:szCs w:val="26"/>
+          <w:lang w:eastAsia="es-AR"/>
+        </w:rPr>
+        <w:t>sos</w:t>
+      </w:r>
+      <w:proofErr w:type="spellEnd"/>
+      <w:r>
+        <w:rPr>
+          <w:rFonts w:ascii="Arial" w:eastAsia="Times New Roman" w:hAnsi="Arial" w:cs="Arial"/>
+          <w:color w:val="E3E3E3"/>
+          <w:sz w:val="26"/>
+          <w:szCs w:val="26"/>
+          <w:lang w:eastAsia="es-AR"/>
+        </w:rPr>
+        <w:t>):</w:t>
+      </w:r>
+    </w:p>
+    <w:p>
+      <w:pPr>
+        <w:shd w:val="clear" w:color="auto" w:fill="1E1F20"/>
+        <w:spacing w:after="0" w:line="240" w:lineRule="auto"/>
+        <w:rPr>
+          <w:rFonts w:ascii="Arial" w:eastAsia="Times New Roman" w:hAnsi="Arial" w:cs="Arial"/>
+          <w:color w:val="E3E3E3"/>
+          <w:sz w:val="26"/>
+          <w:szCs w:val="26"/>
+          <w:lang w:eastAsia="es-AR"/>
+        </w:rPr>
+      </w:pPr>
+      <w:r>
+        <w:rPr>
+          <w:rFonts w:ascii="Arial" w:eastAsia="Times New Roman" w:hAnsi="Arial" w:cs="Arial"/>
+          <w:color w:val="E3E3E3"/>
+          <w:sz w:val="26"/>
+          <w:szCs w:val="26"/>
+          <w:lang w:eastAsia="es-AR"/>
+        </w:rPr>
+        <w:t xml:space="preserve">    </w:t>
+      </w:r>
+      <w:proofErr w:type="spellStart"/>
+      <w:r>
+        <w:rPr>
+          <w:rFonts w:ascii="Arial" w:eastAsia="Times New Roman" w:hAnsi="Arial" w:cs="Arial"/>
+          <w:color w:val="E3E3E3"/>
+          <w:sz w:val="26"/>
+          <w:szCs w:val="26"/>
+          <w:lang w:eastAsia="es-AR"/>
+        </w:rPr>
+        <w:t>df_filtrado</w:t>
+      </w:r>
+      <w:proofErr w:type="spellEnd"/>
+      <w:r>
+        <w:rPr>
+          <w:rFonts w:ascii="Arial" w:eastAsia="Times New Roman" w:hAnsi="Arial" w:cs="Arial"/>
+          <w:color w:val="E3E3E3"/>
+          <w:sz w:val="26"/>
+          <w:szCs w:val="26"/>
+          <w:lang w:eastAsia="es-AR"/>
+        </w:rPr>
+        <w:t xml:space="preserve"> = </w:t>
+      </w:r>
+      <w:proofErr w:type="spellStart"/>
+      <w:proofErr w:type="gramStart"/>
+      <w:r>
+        <w:rPr>
+          <w:rFonts w:ascii="Arial" w:eastAsia="Times New Roman" w:hAnsi="Arial" w:cs="Arial"/>
+          <w:color w:val="E3E3E3"/>
+          <w:sz w:val="26"/>
+          <w:szCs w:val="26"/>
+          <w:lang w:eastAsia="es-AR"/>
+        </w:rPr>
+        <w:t>df.copy</w:t>
+      </w:r>
+      <w:proofErr w:type="spellEnd"/>
+      <w:r>
+        <w:rPr>
+          <w:rFonts w:ascii="Arial" w:eastAsia="Times New Roman" w:hAnsi="Arial" w:cs="Arial"/>
+          <w:color w:val="E3E3E3"/>
+          <w:sz w:val="26"/>
+          <w:szCs w:val="26"/>
+          <w:lang w:eastAsia="es-AR"/>
+        </w:rPr>
+        <w:t>()</w:t>
+      </w:r>
+      <w:proofErr w:type="gramEnd"/>
+    </w:p>
+    <w:p>
+      <w:pPr>
+        <w:shd w:val="clear" w:color="auto" w:fill="1E1F20"/>
+        <w:spacing w:after="0" w:line="240" w:lineRule="auto"/>
+        <w:rPr>
+          <w:rFonts w:ascii="Arial" w:eastAsia="Times New Roman" w:hAnsi="Arial" w:cs="Arial"/>
+          <w:color w:val="E3E3E3"/>
+          <w:sz w:val="26"/>
+          <w:szCs w:val="26"/>
+          <w:lang w:eastAsia="es-AR"/>
+        </w:rPr>
+      </w:pPr>
+      <w:r>
+        <w:rPr>
+          <w:rFonts w:ascii="Arial" w:eastAsia="Times New Roman" w:hAnsi="Arial" w:cs="Arial"/>
+          <w:color w:val="E3E3E3"/>
+          <w:sz w:val="26"/>
+          <w:szCs w:val="26"/>
+          <w:lang w:eastAsia="es-AR"/>
+        </w:rPr>
+        <w:t xml:space="preserve">    </w:t>
+      </w:r>
+      <w:proofErr w:type="spellStart"/>
+      <w:r>
+        <w:rPr>
+          <w:rFonts w:ascii="Arial" w:eastAsia="Times New Roman" w:hAnsi="Arial" w:cs="Arial"/>
+          <w:color w:val="E3E3E3"/>
+          <w:sz w:val="26"/>
+          <w:szCs w:val="26"/>
+          <w:lang w:eastAsia="es-AR"/>
+        </w:rPr>
+        <w:t>df_</w:t>
+      </w:r>
+      <w:proofErr w:type="gramStart"/>
+      <w:r>
+        <w:rPr>
+          <w:rFonts w:ascii="Arial" w:eastAsia="Times New Roman" w:hAnsi="Arial" w:cs="Arial"/>
+          <w:color w:val="E3E3E3"/>
+          <w:sz w:val="26"/>
+          <w:szCs w:val="26"/>
+          <w:lang w:eastAsia="es-AR"/>
+        </w:rPr>
+        <w:t>filtrado</w:t>
+      </w:r>
+      <w:proofErr w:type="spellEnd"/>
+      <w:r>
+        <w:rPr>
+          <w:rFonts w:ascii="Arial" w:eastAsia="Times New Roman" w:hAnsi="Arial" w:cs="Arial"/>
+          <w:color w:val="E3E3E3"/>
+          <w:sz w:val="26"/>
+          <w:szCs w:val="26"/>
+          <w:lang w:eastAsia="es-AR"/>
+        </w:rPr>
+        <w:t>[</w:t>
+      </w:r>
+      <w:proofErr w:type="gramEnd"/>
+      <w:r>
+        <w:rPr>
+          <w:rFonts w:ascii="Arial" w:eastAsia="Times New Roman" w:hAnsi="Arial" w:cs="Arial"/>
+          <w:color w:val="E3E3E3"/>
+          <w:sz w:val="26"/>
+          <w:szCs w:val="26"/>
+          <w:lang w:eastAsia="es-AR"/>
+        </w:rPr>
+        <w:t>'</w:t>
+      </w:r>
+      <w:proofErr w:type="spellStart"/>
+      <w:r>
+        <w:rPr>
+          <w:rFonts w:ascii="Arial" w:eastAsia="Times New Roman" w:hAnsi="Arial" w:cs="Arial"/>
+          <w:color w:val="E3E3E3"/>
+          <w:sz w:val="26"/>
+          <w:szCs w:val="26"/>
+          <w:lang w:eastAsia="es-AR"/>
+        </w:rPr>
+        <w:t>Current</w:t>
+      </w:r>
+      <w:proofErr w:type="spellEnd"/>
+      <w:r>
+        <w:rPr>
+          <w:rFonts w:ascii="Arial" w:eastAsia="Times New Roman" w:hAnsi="Arial" w:cs="Arial"/>
+          <w:color w:val="E3E3E3"/>
+          <w:sz w:val="26"/>
+          <w:szCs w:val="26"/>
+          <w:lang w:eastAsia="es-AR"/>
+        </w:rPr>
+        <w:t>'] =</w:t>
+      </w:r>
+    </w:p>
+    <w:p>
+      <w:pPr>
+        <w:shd w:val="clear" w:color="auto" w:fill="1E1F20"/>
+        <w:spacing w:after="0" w:line="240" w:lineRule="auto"/>
+        <w:rPr>
+          <w:rFonts w:ascii="Arial" w:eastAsia="Times New Roman" w:hAnsi="Arial" w:cs="Arial"/>
+          <w:color w:val="E3E3E3"/>
+          <w:sz w:val="26"/>
+          <w:szCs w:val="26"/>
+          <w:lang w:val="en-US" w:eastAsia="es-AR"/>
+        </w:rPr>
+      </w:pPr>
+      <w:proofErr w:type="spellStart"/>
+      <w:proofErr w:type="gramStart"/>
+      <w:r>
+        <w:rPr>
+          <w:rFonts w:ascii="Arial" w:eastAsia="Times New Roman" w:hAnsi="Arial" w:cs="Arial"/>
+          <w:color w:val="E3E3E3"/>
+          <w:sz w:val="26"/>
+          <w:szCs w:val="26"/>
+          <w:lang w:val="en-US" w:eastAsia="es-AR"/>
+        </w:rPr>
+        <w:t>signal.sosfiltfilt</w:t>
+      </w:r>
+      <w:proofErr w:type="spellEnd"/>
+      <w:r>
+        <w:rPr>
+          <w:rFonts w:ascii="Arial" w:eastAsia="Times New Roman" w:hAnsi="Arial" w:cs="Arial"/>
+          <w:color w:val="E3E3E3"/>
+          <w:sz w:val="26"/>
+          <w:szCs w:val="26"/>
+          <w:lang w:val="en-US" w:eastAsia="es-AR"/>
+        </w:rPr>
+        <w:t>(</w:t>
+      </w:r>
+      <w:proofErr w:type="spellStart"/>
+      <w:proofErr w:type="gramEnd"/>
+      <w:r>
+        <w:rPr>
+          <w:rFonts w:ascii="Arial" w:eastAsia="Times New Roman" w:hAnsi="Arial" w:cs="Arial"/>
+          <w:color w:val="E3E3E3"/>
+          <w:sz w:val="26"/>
+          <w:szCs w:val="26"/>
+          <w:lang w:val="en-US" w:eastAsia="es-AR"/>
+        </w:rPr>
+        <w:t>sos</w:t>
+      </w:r>
+      <w:proofErr w:type="spellEnd"/>
+      <w:r>
+        <w:rPr>
+          <w:rFonts w:ascii="Arial" w:eastAsia="Times New Roman" w:hAnsi="Arial" w:cs="Arial"/>
+          <w:color w:val="E3E3E3"/>
+          <w:sz w:val="26"/>
+          <w:szCs w:val="26"/>
+          <w:lang w:val="en-US" w:eastAsia="es-AR"/>
+        </w:rPr>
+        <w:t xml:space="preserve">, </w:t>
+      </w:r>
+      <w:proofErr w:type="spellStart"/>
+      <w:r>
+        <w:rPr>
+          <w:rFonts w:ascii="Arial" w:eastAsia="Times New Roman" w:hAnsi="Arial" w:cs="Arial"/>
+          <w:color w:val="E3E3E3"/>
+          <w:sz w:val="26"/>
+          <w:szCs w:val="26"/>
+          <w:lang w:val="en-US" w:eastAsia="es-AR"/>
+        </w:rPr>
+        <w:t>df</w:t>
+      </w:r>
+      <w:proofErr w:type="spellEnd"/>
+      <w:r>
+        <w:rPr>
+          <w:rFonts w:ascii="Arial" w:eastAsia="Times New Roman" w:hAnsi="Arial" w:cs="Arial"/>
+          <w:color w:val="E3E3E3"/>
+          <w:sz w:val="26"/>
+          <w:szCs w:val="26"/>
+          <w:lang w:val="en-US" w:eastAsia="es-AR"/>
+        </w:rPr>
+        <w:t>['Current'].values)</w:t>
+      </w:r>
+    </w:p>
+    <w:p>
+      <w:pPr>
+        <w:shd w:val="clear" w:color="auto" w:fill="1E1F20"/>
+        <w:spacing w:after="0" w:line="240" w:lineRule="auto"/>
+        <w:rPr>
+          <w:rFonts w:ascii="Arial" w:eastAsia="Times New Roman" w:hAnsi="Arial" w:cs="Arial"/>
+          <w:color w:val="E3E3E3"/>
+          <w:sz w:val="26"/>
+          <w:szCs w:val="26"/>
+          <w:lang w:val="en-US" w:eastAsia="es-AR"/>
+        </w:rPr>
+      </w:pPr>
+      <w:r>
+        <w:rPr>
+          <w:rFonts w:ascii="Arial" w:eastAsia="Times New Roman" w:hAnsi="Arial" w:cs="Arial"/>
+          <w:color w:val="E3E3E3"/>
+          <w:sz w:val="26"/>
+          <w:szCs w:val="26"/>
+          <w:lang w:val="en-US" w:eastAsia="es-AR"/>
+        </w:rPr>
+        <w:t xml:space="preserve">    </w:t>
+      </w:r>
+    </w:p>
+    <w:p>
+      <w:pPr>
+        <w:shd w:val="clear" w:color="auto" w:fill="1E1F20"/>
+        <w:spacing w:after="0" w:line="240" w:lineRule="auto"/>
+        <w:rPr>
+          <w:rFonts w:ascii="Arial" w:eastAsia="Times New Roman" w:hAnsi="Arial" w:cs="Arial"/>
+          <w:color w:val="E3E3E3"/>
+          <w:sz w:val="26"/>
+          <w:szCs w:val="26"/>
+          <w:lang w:val="en-US" w:eastAsia="es-AR"/>
+        </w:rPr>
+      </w:pPr>
+      <w:r>
+        <w:rPr>
+          <w:rFonts w:ascii="Arial" w:eastAsia="Times New Roman" w:hAnsi="Arial" w:cs="Arial"/>
+          <w:color w:val="E3E3E3"/>
+          <w:sz w:val="26"/>
+          <w:szCs w:val="26"/>
+          <w:lang w:val="en-US" w:eastAsia="es-AR"/>
+        </w:rPr>
+        <w:t xml:space="preserve">    </w:t>
+      </w:r>
+      <w:proofErr w:type="spellStart"/>
+      <w:proofErr w:type="gramStart"/>
+      <w:r>
+        <w:rPr>
+          <w:rFonts w:ascii="Arial" w:eastAsia="Times New Roman" w:hAnsi="Arial" w:cs="Arial"/>
+          <w:color w:val="E3E3E3"/>
+          <w:sz w:val="26"/>
+          <w:szCs w:val="26"/>
+          <w:lang w:val="en-US" w:eastAsia="es-AR"/>
+        </w:rPr>
+        <w:t>plt.figure</w:t>
+      </w:r>
+      <w:proofErr w:type="spellEnd"/>
+      <w:r>
+        <w:rPr>
+          <w:rFonts w:ascii="Arial" w:eastAsia="Times New Roman" w:hAnsi="Arial" w:cs="Arial"/>
+          <w:color w:val="E3E3E3"/>
+          <w:sz w:val="26"/>
+          <w:szCs w:val="26"/>
+          <w:lang w:val="en-US" w:eastAsia="es-AR"/>
+        </w:rPr>
+        <w:t>(</w:t>
+      </w:r>
+      <w:proofErr w:type="spellStart"/>
+      <w:proofErr w:type="gramEnd"/>
+      <w:r>
+        <w:rPr>
+          <w:rFonts w:ascii="Arial" w:eastAsia="Times New Roman" w:hAnsi="Arial" w:cs="Arial"/>
+          <w:color w:val="E3E3E3"/>
+          <w:sz w:val="26"/>
+          <w:szCs w:val="26"/>
+          <w:lang w:val="en-US" w:eastAsia="es-AR"/>
+        </w:rPr>
+        <w:t>figsize</w:t>
+      </w:r>
+      <w:proofErr w:type="spellEnd"/>
+      <w:r>
+        <w:rPr>
+          <w:rFonts w:ascii="Arial" w:eastAsia="Times New Roman" w:hAnsi="Arial" w:cs="Arial"/>
+          <w:color w:val="E3E3E3"/>
+          <w:sz w:val="26"/>
+          <w:szCs w:val="26"/>
+          <w:lang w:val="en-US" w:eastAsia="es-AR"/>
+        </w:rPr>
+        <w:t>=(10, 6))</w:t>
+      </w:r>
+    </w:p>
+    <w:p>
+      <w:pPr>
+        <w:shd w:val="clear" w:color="auto" w:fill="1E1F20"/>
+        <w:spacing w:after="0" w:line="240" w:lineRule="auto"/>
+        <w:rPr>
+          <w:rFonts w:ascii="Arial" w:eastAsia="Times New Roman" w:hAnsi="Arial" w:cs="Arial"/>
+          <w:color w:val="E3E3E3"/>
+          <w:sz w:val="26"/>
+          <w:szCs w:val="26"/>
+          <w:lang w:val="en-US" w:eastAsia="es-AR"/>
+        </w:rPr>
+      </w:pPr>
+      <w:r>
+        <w:rPr>
+          <w:rFonts w:ascii="Arial" w:eastAsia="Times New Roman" w:hAnsi="Arial" w:cs="Arial"/>
+          <w:color w:val="E3E3E3"/>
+          <w:sz w:val="26"/>
+          <w:szCs w:val="26"/>
+          <w:lang w:val="en-US" w:eastAsia="es-AR"/>
+        </w:rPr>
+        <w:t xml:space="preserve">    </w:t>
+      </w:r>
+      <w:proofErr w:type="spellStart"/>
+      <w:proofErr w:type="gramStart"/>
+      <w:r>
+        <w:rPr>
+          <w:rFonts w:ascii="Arial" w:eastAsia="Times New Roman" w:hAnsi="Arial" w:cs="Arial"/>
+          <w:color w:val="E3E3E3"/>
+          <w:sz w:val="26"/>
+          <w:szCs w:val="26"/>
+          <w:lang w:val="en-US" w:eastAsia="es-AR"/>
+        </w:rPr>
+        <w:t>plt.plot</w:t>
+      </w:r>
+      <w:proofErr w:type="spellEnd"/>
+      <w:r>
+        <w:rPr>
+          <w:rFonts w:ascii="Arial" w:eastAsia="Times New Roman" w:hAnsi="Arial" w:cs="Arial"/>
+          <w:color w:val="E3E3E3"/>
+          <w:sz w:val="26"/>
+          <w:szCs w:val="26"/>
+          <w:lang w:val="en-US" w:eastAsia="es-AR"/>
+        </w:rPr>
+        <w:t>(</w:t>
+      </w:r>
+      <w:proofErr w:type="spellStart"/>
+      <w:proofErr w:type="gramEnd"/>
+      <w:r>
+        <w:rPr>
+          <w:rFonts w:ascii="Arial" w:eastAsia="Times New Roman" w:hAnsi="Arial" w:cs="Arial"/>
+          <w:color w:val="E3E3E3"/>
+          <w:sz w:val="26"/>
+          <w:szCs w:val="26"/>
+          <w:lang w:val="en-US" w:eastAsia="es-AR"/>
+        </w:rPr>
+        <w:t>freq_pos</w:t>
+      </w:r>
+      <w:proofErr w:type="spellEnd"/>
+      <w:r>
+        <w:rPr>
+          <w:rFonts w:ascii="Arial" w:eastAsia="Times New Roman" w:hAnsi="Arial" w:cs="Arial"/>
+          <w:color w:val="E3E3E3"/>
+          <w:sz w:val="26"/>
+          <w:szCs w:val="26"/>
+          <w:lang w:val="en-US" w:eastAsia="es-AR"/>
+        </w:rPr>
+        <w:t xml:space="preserve"> , </w:t>
+      </w:r>
+      <w:proofErr w:type="spellStart"/>
+      <w:r>
+        <w:rPr>
+          <w:rFonts w:ascii="Arial" w:eastAsia="Times New Roman" w:hAnsi="Arial" w:cs="Arial"/>
+          <w:color w:val="E3E3E3"/>
+          <w:sz w:val="26"/>
+          <w:szCs w:val="26"/>
+          <w:lang w:val="en-US" w:eastAsia="es-AR"/>
+        </w:rPr>
+        <w:t>magnitud_i</w:t>
+      </w:r>
+      <w:proofErr w:type="spellEnd"/>
+      <w:r>
+        <w:rPr>
+          <w:rFonts w:ascii="Arial" w:eastAsia="Times New Roman" w:hAnsi="Arial" w:cs="Arial"/>
+          <w:color w:val="E3E3E3"/>
+          <w:sz w:val="26"/>
+          <w:szCs w:val="26"/>
+          <w:lang w:val="en-US" w:eastAsia="es-AR"/>
+        </w:rPr>
+        <w:t>,</w:t>
+      </w:r>
+    </w:p>
+    <w:p>
+      <w:pPr>
+        <w:shd w:val="clear" w:color="auto" w:fill="1E1F20"/>
+        <w:spacing w:after="0" w:line="240" w:lineRule="auto"/>
+        <w:rPr>
+          <w:rFonts w:ascii="Arial" w:eastAsia="Times New Roman" w:hAnsi="Arial" w:cs="Arial"/>
+          <w:color w:val="E3E3E3"/>
+          <w:sz w:val="26"/>
+          <w:szCs w:val="26"/>
+          <w:lang w:eastAsia="es-AR"/>
+        </w:rPr>
+      </w:pPr>
+      <w:proofErr w:type="gramStart"/>
+      <w:r>
+        <w:rPr>
+          <w:rFonts w:ascii="Arial" w:eastAsia="Times New Roman" w:hAnsi="Arial" w:cs="Arial"/>
+          <w:color w:val="E3E3E3"/>
+          <w:sz w:val="26"/>
+          <w:szCs w:val="26"/>
+          <w:lang w:eastAsia="es-AR"/>
+        </w:rPr>
+        <w:t>color</w:t>
+      </w:r>
+      <w:proofErr w:type="gramEnd"/>
+      <w:r>
+        <w:rPr>
+          <w:rFonts w:ascii="Arial" w:eastAsia="Times New Roman" w:hAnsi="Arial" w:cs="Arial"/>
+          <w:color w:val="E3E3E3"/>
+          <w:sz w:val="26"/>
+          <w:szCs w:val="26"/>
+          <w:lang w:eastAsia="es-AR"/>
+        </w:rPr>
+        <w:t xml:space="preserve">='gray', </w:t>
+      </w:r>
+      <w:proofErr w:type="spellStart"/>
+      <w:r>
+        <w:rPr>
+          <w:rFonts w:ascii="Arial" w:eastAsia="Times New Roman" w:hAnsi="Arial" w:cs="Arial"/>
+          <w:color w:val="E3E3E3"/>
+          <w:sz w:val="26"/>
+          <w:szCs w:val="26"/>
+          <w:lang w:eastAsia="es-AR"/>
+        </w:rPr>
+        <w:t>alpha</w:t>
+      </w:r>
+      <w:proofErr w:type="spellEnd"/>
+      <w:r>
+        <w:rPr>
+          <w:rFonts w:ascii="Arial" w:eastAsia="Times New Roman" w:hAnsi="Arial" w:cs="Arial"/>
+          <w:color w:val="E3E3E3"/>
+          <w:sz w:val="26"/>
+          <w:szCs w:val="26"/>
+          <w:lang w:eastAsia="es-AR"/>
+        </w:rPr>
+        <w:t xml:space="preserve">=0.5, </w:t>
+      </w:r>
+      <w:proofErr w:type="spellStart"/>
+      <w:r>
+        <w:rPr>
+          <w:rFonts w:ascii="Arial" w:eastAsia="Times New Roman" w:hAnsi="Arial" w:cs="Arial"/>
+          <w:color w:val="E3E3E3"/>
+          <w:sz w:val="26"/>
+          <w:szCs w:val="26"/>
+          <w:lang w:eastAsia="es-AR"/>
+        </w:rPr>
+        <w:t>label</w:t>
+      </w:r>
+      <w:proofErr w:type="spellEnd"/>
+      <w:r>
+        <w:rPr>
+          <w:rFonts w:ascii="Arial" w:eastAsia="Times New Roman" w:hAnsi="Arial" w:cs="Arial"/>
+          <w:color w:val="E3E3E3"/>
+          <w:sz w:val="26"/>
+          <w:szCs w:val="26"/>
+          <w:lang w:eastAsia="es-AR"/>
+        </w:rPr>
+        <w:t>='Original')</w:t>
+      </w:r>
+    </w:p>
+    <w:p>
+      <w:pPr>
+        <w:shd w:val="clear" w:color="auto" w:fill="1E1F20"/>
+        <w:spacing w:after="0" w:line="240" w:lineRule="auto"/>
+        <w:rPr>
+          <w:rFonts w:ascii="Arial" w:eastAsia="Times New Roman" w:hAnsi="Arial" w:cs="Arial"/>
+          <w:color w:val="E3E3E3"/>
+          <w:sz w:val="26"/>
+          <w:szCs w:val="26"/>
+          <w:lang w:eastAsia="es-AR"/>
+        </w:rPr>
+      </w:pPr>
+      <w:r>
+        <w:rPr>
+          <w:rFonts w:ascii="Arial" w:eastAsia="Times New Roman" w:hAnsi="Arial" w:cs="Arial"/>
+          <w:color w:val="E3E3E3"/>
+          <w:sz w:val="26"/>
+          <w:szCs w:val="26"/>
+          <w:lang w:eastAsia="es-AR"/>
+        </w:rPr>
+        <w:t xml:space="preserve">    </w:t>
+      </w:r>
+      <w:proofErr w:type="spellStart"/>
+      <w:proofErr w:type="gramStart"/>
+      <w:r>
+        <w:rPr>
+          <w:rFonts w:ascii="Arial" w:eastAsia="Times New Roman" w:hAnsi="Arial" w:cs="Arial"/>
+          <w:color w:val="E3E3E3"/>
+          <w:sz w:val="26"/>
+          <w:szCs w:val="26"/>
+          <w:lang w:eastAsia="es-AR"/>
+        </w:rPr>
+        <w:t>plt.plot</w:t>
+      </w:r>
+      <w:proofErr w:type="spellEnd"/>
+      <w:r>
+        <w:rPr>
+          <w:rFonts w:ascii="Arial" w:eastAsia="Times New Roman" w:hAnsi="Arial" w:cs="Arial"/>
+          <w:color w:val="E3E3E3"/>
+          <w:sz w:val="26"/>
+          <w:szCs w:val="26"/>
+          <w:lang w:eastAsia="es-AR"/>
+        </w:rPr>
+        <w:t>(</w:t>
+      </w:r>
+      <w:proofErr w:type="gramEnd"/>
+      <w:r>
+        <w:rPr>
+          <w:rFonts w:ascii="Arial" w:eastAsia="Times New Roman" w:hAnsi="Arial" w:cs="Arial"/>
+          <w:color w:val="E3E3E3"/>
+          <w:sz w:val="26"/>
+          <w:szCs w:val="26"/>
+          <w:lang w:eastAsia="es-AR"/>
+        </w:rPr>
+        <w:t xml:space="preserve">frecuencias, </w:t>
+      </w:r>
+      <w:proofErr w:type="spellStart"/>
+      <w:r>
+        <w:rPr>
+          <w:rFonts w:ascii="Arial" w:eastAsia="Times New Roman" w:hAnsi="Arial" w:cs="Arial"/>
+          <w:color w:val="E3E3E3"/>
+          <w:sz w:val="26"/>
+          <w:szCs w:val="26"/>
+          <w:lang w:eastAsia="es-AR"/>
+        </w:rPr>
+        <w:t>mag_filtrada</w:t>
+      </w:r>
+      <w:proofErr w:type="spellEnd"/>
+      <w:r>
+        <w:rPr>
+          <w:rFonts w:ascii="Arial" w:eastAsia="Times New Roman" w:hAnsi="Arial" w:cs="Arial"/>
+          <w:color w:val="E3E3E3"/>
+          <w:sz w:val="26"/>
+          <w:szCs w:val="26"/>
+          <w:lang w:eastAsia="es-AR"/>
+        </w:rPr>
+        <w:t>,</w:t>
+      </w:r>
+    </w:p>
+    <w:p>
+      <w:pPr>
+        <w:shd w:val="clear" w:color="auto" w:fill="1E1F20"/>
+        <w:spacing w:after="0" w:line="240" w:lineRule="auto"/>
+        <w:rPr>
+          <w:rFonts w:ascii="Arial" w:eastAsia="Times New Roman" w:hAnsi="Arial" w:cs="Arial"/>
+          <w:color w:val="E3E3E3"/>
+          <w:sz w:val="26"/>
+          <w:szCs w:val="26"/>
+          <w:lang w:eastAsia="es-AR"/>
+        </w:rPr>
+      </w:pPr>
+      <w:proofErr w:type="gramStart"/>
+      <w:r>
+        <w:rPr>
+          <w:rFonts w:ascii="Arial" w:eastAsia="Times New Roman" w:hAnsi="Arial" w:cs="Arial"/>
+          <w:color w:val="E3E3E3"/>
+          <w:sz w:val="26"/>
+          <w:szCs w:val="26"/>
+          <w:lang w:eastAsia="es-AR"/>
+        </w:rPr>
+        <w:t>color</w:t>
+      </w:r>
+      <w:proofErr w:type="gramEnd"/>
+      <w:r>
+        <w:rPr>
+          <w:rFonts w:ascii="Arial" w:eastAsia="Times New Roman" w:hAnsi="Arial" w:cs="Arial"/>
+          <w:color w:val="E3E3E3"/>
+          <w:sz w:val="26"/>
+          <w:szCs w:val="26"/>
+          <w:lang w:eastAsia="es-AR"/>
+        </w:rPr>
+        <w:t>='</w:t>
+      </w:r>
+      <w:proofErr w:type="spellStart"/>
+      <w:r>
+        <w:rPr>
+          <w:rFonts w:ascii="Arial" w:eastAsia="Times New Roman" w:hAnsi="Arial" w:cs="Arial"/>
+          <w:color w:val="E3E3E3"/>
+          <w:sz w:val="26"/>
+          <w:szCs w:val="26"/>
+          <w:lang w:eastAsia="es-AR"/>
+        </w:rPr>
+        <w:t>green</w:t>
+      </w:r>
+      <w:proofErr w:type="spellEnd"/>
+      <w:r>
+        <w:rPr>
+          <w:rFonts w:ascii="Arial" w:eastAsia="Times New Roman" w:hAnsi="Arial" w:cs="Arial"/>
+          <w:color w:val="E3E3E3"/>
+          <w:sz w:val="26"/>
+          <w:szCs w:val="26"/>
+          <w:lang w:eastAsia="es-AR"/>
+        </w:rPr>
+        <w:t xml:space="preserve">', </w:t>
+      </w:r>
+      <w:proofErr w:type="spellStart"/>
+      <w:r>
+        <w:rPr>
+          <w:rFonts w:ascii="Arial" w:eastAsia="Times New Roman" w:hAnsi="Arial" w:cs="Arial"/>
+          <w:color w:val="E3E3E3"/>
+          <w:sz w:val="26"/>
+          <w:szCs w:val="26"/>
+          <w:lang w:eastAsia="es-AR"/>
+        </w:rPr>
+        <w:t>label</w:t>
+      </w:r>
+      <w:proofErr w:type="spellEnd"/>
+      <w:r>
+        <w:rPr>
+          <w:rFonts w:ascii="Arial" w:eastAsia="Times New Roman" w:hAnsi="Arial" w:cs="Arial"/>
+          <w:color w:val="E3E3E3"/>
+          <w:sz w:val="26"/>
+          <w:szCs w:val="26"/>
+          <w:lang w:eastAsia="es-AR"/>
+        </w:rPr>
+        <w:t>='Filtrada')</w:t>
+      </w:r>
+    </w:p>
+    <w:p>
+      <w:pPr>
+        <w:shd w:val="clear" w:color="auto" w:fill="1E1F20"/>
+        <w:spacing w:after="0" w:line="240" w:lineRule="auto"/>
+        <w:rPr>
+          <w:rFonts w:ascii="Arial" w:eastAsia="Times New Roman" w:hAnsi="Arial" w:cs="Arial"/>
+          <w:color w:val="E3E3E3"/>
+          <w:sz w:val="26"/>
+          <w:szCs w:val="26"/>
+          <w:lang w:eastAsia="es-AR"/>
+        </w:rPr>
+      </w:pPr>
+      <w:r>
+        <w:rPr>
+          <w:rFonts w:ascii="Arial" w:eastAsia="Times New Roman" w:hAnsi="Arial" w:cs="Arial"/>
+          <w:color w:val="E3E3E3"/>
+          <w:sz w:val="26"/>
+          <w:szCs w:val="26"/>
+          <w:lang w:eastAsia="es-AR"/>
+        </w:rPr>
+        <w:t>   </w:t>
+      </w:r>
+      <w:proofErr w:type="spellStart"/>
+      <w:proofErr w:type="gramStart"/>
+      <w:r>
+        <w:rPr>
+          <w:rFonts w:ascii="Arial" w:eastAsia="Times New Roman" w:hAnsi="Arial" w:cs="Arial"/>
+          <w:color w:val="E3E3E3"/>
+          <w:sz w:val="26"/>
+          <w:szCs w:val="26"/>
+          <w:lang w:eastAsia="es-AR"/>
+        </w:rPr>
+        <w:t>plt.title</w:t>
+      </w:r>
+      <w:proofErr w:type="spellEnd"/>
+      <w:r>
+        <w:rPr>
+          <w:rFonts w:ascii="Arial" w:eastAsia="Times New Roman" w:hAnsi="Arial" w:cs="Arial"/>
+          <w:color w:val="E3E3E3"/>
+          <w:sz w:val="26"/>
+          <w:szCs w:val="26"/>
+          <w:lang w:eastAsia="es-AR"/>
+        </w:rPr>
+        <w:t>(</w:t>
+      </w:r>
+      <w:proofErr w:type="gramEnd"/>
+      <w:r>
+        <w:rPr>
+          <w:rFonts w:ascii="Arial" w:eastAsia="Times New Roman" w:hAnsi="Arial" w:cs="Arial"/>
+          <w:color w:val="E3E3E3"/>
+          <w:sz w:val="26"/>
+          <w:szCs w:val="26"/>
+          <w:lang w:eastAsia="es-AR"/>
+        </w:rPr>
+        <w:t>'Comparación: Señal Original vs Filtrada (Régimen Rápido)')</w:t>
+      </w:r>
+    </w:p>
+    <w:p>
+      <w:pPr>
+        <w:shd w:val="clear" w:color="auto" w:fill="1E1F20"/>
+        <w:spacing w:after="0" w:line="240" w:lineRule="auto"/>
+        <w:rPr>
+          <w:rFonts w:ascii="Arial" w:eastAsia="Times New Roman" w:hAnsi="Arial" w:cs="Arial"/>
+          <w:color w:val="E3E3E3"/>
+          <w:sz w:val="26"/>
+          <w:szCs w:val="26"/>
+          <w:lang w:eastAsia="es-AR"/>
+        </w:rPr>
+      </w:pPr>
+      <w:r>
+        <w:rPr>
+          <w:rFonts w:ascii="Arial" w:eastAsia="Times New Roman" w:hAnsi="Arial" w:cs="Arial"/>
+          <w:color w:val="E3E3E3"/>
+          <w:sz w:val="26"/>
+          <w:szCs w:val="26"/>
+          <w:lang w:eastAsia="es-AR"/>
+        </w:rPr>
+        <w:t>   </w:t>
+      </w:r>
+      <w:proofErr w:type="spellStart"/>
+      <w:proofErr w:type="gramStart"/>
+      <w:r>
+        <w:rPr>
+          <w:rFonts w:ascii="Arial" w:eastAsia="Times New Roman" w:hAnsi="Arial" w:cs="Arial"/>
+          <w:color w:val="E3E3E3"/>
+          <w:sz w:val="26"/>
+          <w:szCs w:val="26"/>
+          <w:lang w:eastAsia="es-AR"/>
+        </w:rPr>
+        <w:t>plt.xlabel</w:t>
+      </w:r>
+      <w:proofErr w:type="spellEnd"/>
+      <w:r>
+        <w:rPr>
+          <w:rFonts w:ascii="Arial" w:eastAsia="Times New Roman" w:hAnsi="Arial" w:cs="Arial"/>
+          <w:color w:val="E3E3E3"/>
+          <w:sz w:val="26"/>
+          <w:szCs w:val="26"/>
+          <w:lang w:eastAsia="es-AR"/>
+        </w:rPr>
+        <w:t>(</w:t>
+      </w:r>
+      <w:proofErr w:type="gramEnd"/>
+      <w:r>
+        <w:rPr>
+          <w:rFonts w:ascii="Arial" w:eastAsia="Times New Roman" w:hAnsi="Arial" w:cs="Arial"/>
+          <w:color w:val="E3E3E3"/>
+          <w:sz w:val="26"/>
+          <w:szCs w:val="26"/>
+          <w:lang w:eastAsia="es-AR"/>
+        </w:rPr>
+        <w:t>'Frecuencia [Hz]')</w:t>
+      </w:r>
+    </w:p>
+    <w:p>
+      <w:pPr>
+        <w:shd w:val="clear" w:color="auto" w:fill="1E1F20"/>
+        <w:spacing w:after="0" w:line="240" w:lineRule="auto"/>
+        <w:rPr>
+          <w:rFonts w:ascii="Arial" w:eastAsia="Times New Roman" w:hAnsi="Arial" w:cs="Arial"/>
+          <w:color w:val="E3E3E3"/>
+          <w:sz w:val="26"/>
+          <w:szCs w:val="26"/>
+          <w:lang w:val="en-US" w:eastAsia="es-AR"/>
+        </w:rPr>
+      </w:pPr>
+      <w:r>
+        <w:rPr>
+          <w:rFonts w:ascii="Arial" w:eastAsia="Times New Roman" w:hAnsi="Arial" w:cs="Arial"/>
+          <w:color w:val="E3E3E3"/>
+          <w:sz w:val="26"/>
+          <w:szCs w:val="26"/>
+          <w:lang w:eastAsia="es-AR"/>
+        </w:rPr>
+        <w:t>   </w:t>
+      </w:r>
+      <w:proofErr w:type="spellStart"/>
+      <w:proofErr w:type="gramStart"/>
+      <w:r>
+        <w:rPr>
+          <w:rFonts w:ascii="Arial" w:eastAsia="Times New Roman" w:hAnsi="Arial" w:cs="Arial"/>
+          <w:color w:val="E3E3E3"/>
+          <w:sz w:val="26"/>
+          <w:szCs w:val="26"/>
+          <w:lang w:val="en-US" w:eastAsia="es-AR"/>
+        </w:rPr>
+        <w:t>plt.ylabel</w:t>
+      </w:r>
+      <w:proofErr w:type="spellEnd"/>
+      <w:r>
+        <w:rPr>
+          <w:rFonts w:ascii="Arial" w:eastAsia="Times New Roman" w:hAnsi="Arial" w:cs="Arial"/>
+          <w:color w:val="E3E3E3"/>
+          <w:sz w:val="26"/>
+          <w:szCs w:val="26"/>
+          <w:lang w:val="en-US" w:eastAsia="es-AR"/>
+        </w:rPr>
+        <w:t>(</w:t>
+      </w:r>
+      <w:proofErr w:type="gramEnd"/>
+      <w:r>
+        <w:rPr>
+          <w:rFonts w:ascii="Arial" w:eastAsia="Times New Roman" w:hAnsi="Arial" w:cs="Arial"/>
+          <w:color w:val="E3E3E3"/>
+          <w:sz w:val="26"/>
+          <w:szCs w:val="26"/>
+          <w:lang w:val="en-US" w:eastAsia="es-AR"/>
+        </w:rPr>
+        <w:t>'</w:t>
+      </w:r>
+      <w:proofErr w:type="spellStart"/>
+      <w:r>
+        <w:rPr>
+          <w:rFonts w:ascii="Arial" w:eastAsia="Times New Roman" w:hAnsi="Arial" w:cs="Arial"/>
+          <w:color w:val="E3E3E3"/>
+          <w:sz w:val="26"/>
+          <w:szCs w:val="26"/>
+          <w:lang w:val="en-US" w:eastAsia="es-AR"/>
+        </w:rPr>
+        <w:t>Magnitud</w:t>
+      </w:r>
+      <w:proofErr w:type="spellEnd"/>
+      <w:r>
+        <w:rPr>
+          <w:rFonts w:ascii="Arial" w:eastAsia="Times New Roman" w:hAnsi="Arial" w:cs="Arial"/>
+          <w:color w:val="E3E3E3"/>
+          <w:sz w:val="26"/>
+          <w:szCs w:val="26"/>
+          <w:lang w:val="en-US" w:eastAsia="es-AR"/>
+        </w:rPr>
+        <w:t>')</w:t>
+      </w:r>
+    </w:p>
+    <w:p>
+      <w:pPr>
+        <w:shd w:val="clear" w:color="auto" w:fill="1E1F20"/>
+        <w:spacing w:after="0" w:line="240" w:lineRule="auto"/>
+        <w:rPr>
+          <w:rFonts w:ascii="Arial" w:eastAsia="Times New Roman" w:hAnsi="Arial" w:cs="Arial"/>
+          <w:color w:val="E3E3E3"/>
+          <w:sz w:val="26"/>
+          <w:szCs w:val="26"/>
+          <w:lang w:val="en-US" w:eastAsia="es-AR"/>
+        </w:rPr>
+      </w:pPr>
+      <w:r>
+        <w:rPr>
+          <w:rFonts w:ascii="Arial" w:eastAsia="Times New Roman" w:hAnsi="Arial" w:cs="Arial"/>
+          <w:color w:val="E3E3E3"/>
+          <w:sz w:val="26"/>
+          <w:szCs w:val="26"/>
+          <w:lang w:val="en-US" w:eastAsia="es-AR"/>
+        </w:rPr>
+        <w:t xml:space="preserve">    </w:t>
+      </w:r>
+      <w:proofErr w:type="spellStart"/>
+      <w:proofErr w:type="gramStart"/>
+      <w:r>
+        <w:rPr>
+          <w:rFonts w:ascii="Arial" w:eastAsia="Times New Roman" w:hAnsi="Arial" w:cs="Arial"/>
+          <w:color w:val="E3E3E3"/>
+          <w:sz w:val="26"/>
+          <w:szCs w:val="26"/>
+          <w:lang w:val="en-US" w:eastAsia="es-AR"/>
+        </w:rPr>
+        <w:t>plt.xlim</w:t>
+      </w:r>
+      <w:proofErr w:type="spellEnd"/>
+      <w:r>
+        <w:rPr>
+          <w:rFonts w:ascii="Arial" w:eastAsia="Times New Roman" w:hAnsi="Arial" w:cs="Arial"/>
+          <w:color w:val="E3E3E3"/>
+          <w:sz w:val="26"/>
+          <w:szCs w:val="26"/>
+          <w:lang w:val="en-US" w:eastAsia="es-AR"/>
+        </w:rPr>
+        <w:t>(</w:t>
+      </w:r>
+      <w:proofErr w:type="gramEnd"/>
+      <w:r>
+        <w:rPr>
+          <w:rFonts w:ascii="Arial" w:eastAsia="Times New Roman" w:hAnsi="Arial" w:cs="Arial"/>
+          <w:color w:val="E3E3E3"/>
+          <w:sz w:val="26"/>
+          <w:szCs w:val="26"/>
+          <w:lang w:val="en-US" w:eastAsia="es-AR"/>
+        </w:rPr>
+        <w:t>0, 100) #</w:t>
+      </w:r>
+    </w:p>
+    <w:p>
+      <w:pPr>
+        <w:shd w:val="clear" w:color="auto" w:fill="1E1F20"/>
+        <w:spacing w:after="0" w:line="240" w:lineRule="auto"/>
+        <w:rPr>
+          <w:rFonts w:ascii="Arial" w:eastAsia="Times New Roman" w:hAnsi="Arial" w:cs="Arial"/>
+          <w:color w:val="E3E3E3"/>
+          <w:sz w:val="26"/>
+          <w:szCs w:val="26"/>
+          <w:lang w:eastAsia="es-AR"/>
+        </w:rPr>
+      </w:pPr>
+      <w:r>
+        <w:rPr>
+          <w:rFonts w:ascii="Arial" w:eastAsia="Times New Roman" w:hAnsi="Arial" w:cs="Arial"/>
+          <w:color w:val="E3E3E3"/>
+          <w:sz w:val="26"/>
+          <w:szCs w:val="26"/>
+          <w:lang w:eastAsia="es-AR"/>
+        </w:rPr>
+        <w:t>Zoom en la zona donde está el ruido/armónico</w:t>
+      </w:r>
+    </w:p>
+    <w:p>
+      <w:pPr>
+        <w:shd w:val="clear" w:color="auto" w:fill="1E1F20"/>
+        <w:spacing w:after="0" w:line="240" w:lineRule="auto"/>
+        <w:rPr>
+          <w:rFonts w:ascii="Arial" w:eastAsia="Times New Roman" w:hAnsi="Arial" w:cs="Arial"/>
+          <w:color w:val="E3E3E3"/>
+          <w:sz w:val="26"/>
+          <w:szCs w:val="26"/>
+          <w:lang w:val="en-US" w:eastAsia="es-AR"/>
+        </w:rPr>
+      </w:pPr>
+      <w:r>
+        <w:rPr>
+          <w:rFonts w:ascii="Arial" w:eastAsia="Times New Roman" w:hAnsi="Arial" w:cs="Arial"/>
+          <w:color w:val="E3E3E3"/>
+          <w:sz w:val="26"/>
+          <w:szCs w:val="26"/>
+          <w:lang w:eastAsia="es-AR"/>
+        </w:rPr>
+        <w:t xml:space="preserve">    </w:t>
+      </w:r>
+      <w:proofErr w:type="spellStart"/>
+      <w:proofErr w:type="gramStart"/>
+      <w:r>
+        <w:rPr>
+          <w:rFonts w:ascii="Arial" w:eastAsia="Times New Roman" w:hAnsi="Arial" w:cs="Arial"/>
+          <w:color w:val="E3E3E3"/>
+          <w:sz w:val="26"/>
+          <w:szCs w:val="26"/>
+          <w:lang w:val="en-US" w:eastAsia="es-AR"/>
+        </w:rPr>
+        <w:t>plt.grid</w:t>
+      </w:r>
+      <w:proofErr w:type="spellEnd"/>
+      <w:r>
+        <w:rPr>
+          <w:rFonts w:ascii="Arial" w:eastAsia="Times New Roman" w:hAnsi="Arial" w:cs="Arial"/>
+          <w:color w:val="E3E3E3"/>
+          <w:sz w:val="26"/>
+          <w:szCs w:val="26"/>
+          <w:lang w:val="en-US" w:eastAsia="es-AR"/>
+        </w:rPr>
+        <w:t>(</w:t>
+      </w:r>
+      <w:proofErr w:type="gramEnd"/>
+      <w:r>
+        <w:rPr>
+          <w:rFonts w:ascii="Arial" w:eastAsia="Times New Roman" w:hAnsi="Arial" w:cs="Arial"/>
+          <w:color w:val="E3E3E3"/>
+          <w:sz w:val="26"/>
+          <w:szCs w:val="26"/>
+          <w:lang w:val="en-US" w:eastAsia="es-AR"/>
+        </w:rPr>
+        <w:t>True)</w:t>
+      </w:r>
+    </w:p>
+    <w:p>
+      <w:pPr>
+        <w:shd w:val="clear" w:color="auto" w:fill="1E1F20"/>
+        <w:spacing w:after="0" w:line="240" w:lineRule="auto"/>
+        <w:rPr>
+          <w:rFonts w:ascii="Arial" w:eastAsia="Times New Roman" w:hAnsi="Arial" w:cs="Arial"/>
+          <w:color w:val="E3E3E3"/>
+          <w:sz w:val="26"/>
+          <w:szCs w:val="26"/>
+          <w:lang w:val="en-US" w:eastAsia="es-AR"/>
+        </w:rPr>
+      </w:pPr>
+      <w:r>
+        <w:rPr>
+          <w:rFonts w:ascii="Arial" w:eastAsia="Times New Roman" w:hAnsi="Arial" w:cs="Arial"/>
+          <w:color w:val="E3E3E3"/>
+          <w:sz w:val="26"/>
+          <w:szCs w:val="26"/>
+          <w:lang w:val="en-US" w:eastAsia="es-AR"/>
+        </w:rPr>
+        <w:t xml:space="preserve">    </w:t>
+      </w:r>
+      <w:proofErr w:type="spellStart"/>
+      <w:proofErr w:type="gramStart"/>
+      <w:r>
+        <w:rPr>
+          <w:rFonts w:ascii="Arial" w:eastAsia="Times New Roman" w:hAnsi="Arial" w:cs="Arial"/>
+          <w:color w:val="E3E3E3"/>
+          <w:sz w:val="26"/>
+          <w:szCs w:val="26"/>
+          <w:lang w:val="en-US" w:eastAsia="es-AR"/>
+        </w:rPr>
+        <w:t>plt.legend</w:t>
+      </w:r>
+      <w:proofErr w:type="spellEnd"/>
+      <w:r>
+        <w:rPr>
+          <w:rFonts w:ascii="Arial" w:eastAsia="Times New Roman" w:hAnsi="Arial" w:cs="Arial"/>
+          <w:color w:val="E3E3E3"/>
+          <w:sz w:val="26"/>
+          <w:szCs w:val="26"/>
+          <w:lang w:val="en-US" w:eastAsia="es-AR"/>
+        </w:rPr>
+        <w:t>()</w:t>
+      </w:r>
+      <w:proofErr w:type="gramEnd"/>
+    </w:p>
+    <w:p>
+      <w:pPr>
+        <w:shd w:val="clear" w:color="auto" w:fill="1E1F20"/>
+        <w:spacing w:after="0" w:line="240" w:lineRule="auto"/>
+        <w:rPr>
+          <w:rFonts w:ascii="Arial" w:eastAsia="Times New Roman" w:hAnsi="Arial" w:cs="Arial"/>
+          <w:color w:val="E3E3E3"/>
+          <w:sz w:val="26"/>
+          <w:szCs w:val="26"/>
+          <w:lang w:eastAsia="es-AR"/>
+        </w:rPr>
+      </w:pPr>
+      <w:r>
+        <w:rPr>
+          <w:rFonts w:ascii="Arial" w:eastAsia="Times New Roman" w:hAnsi="Arial" w:cs="Arial"/>
+          <w:color w:val="E3E3E3"/>
+          <w:sz w:val="26"/>
+          <w:szCs w:val="26"/>
+          <w:lang w:val="en-US" w:eastAsia="es-AR"/>
+        </w:rPr>
+        <w:t xml:space="preserve">    </w:t>
+      </w:r>
+      <w:proofErr w:type="spellStart"/>
+      <w:proofErr w:type="gramStart"/>
+      <w:r>
+        <w:rPr>
+          <w:rFonts w:ascii="Arial" w:eastAsia="Times New Roman" w:hAnsi="Arial" w:cs="Arial"/>
+          <w:color w:val="E3E3E3"/>
+          <w:sz w:val="26"/>
+          <w:szCs w:val="26"/>
+          <w:lang w:eastAsia="es-AR"/>
+        </w:rPr>
+        <w:t>plt.show</w:t>
+      </w:r>
+      <w:proofErr w:type="spellEnd"/>
+      <w:r>
+        <w:rPr>
+          <w:rFonts w:ascii="Arial" w:eastAsia="Times New Roman" w:hAnsi="Arial" w:cs="Arial"/>
+          <w:color w:val="E3E3E3"/>
+          <w:sz w:val="26"/>
+          <w:szCs w:val="26"/>
+          <w:lang w:eastAsia="es-AR"/>
+        </w:rPr>
+        <w:t>()</w:t>
+      </w:r>
+      <w:proofErr w:type="gramEnd"/>
+    </w:p>
+    <w:p>
+      <w:pPr>
+        <w:shd w:val="clear" w:color="auto" w:fill="1E1F20"/>
+        <w:spacing w:after="0" w:line="240" w:lineRule="auto"/>
+        <w:rPr>
+          <w:rFonts w:ascii="Arial" w:eastAsia="Times New Roman" w:hAnsi="Arial" w:cs="Arial"/>
+          <w:color w:val="E3E3E3"/>
+          <w:sz w:val="26"/>
+          <w:szCs w:val="26"/>
+          <w:lang w:eastAsia="es-AR"/>
+        </w:rPr>
+      </w:pPr>
+      <w:r>
+        <w:rPr>
+          <w:rFonts w:ascii="Arial" w:eastAsia="Times New Roman" w:hAnsi="Arial" w:cs="Arial"/>
+          <w:color w:val="E3E3E3"/>
+          <w:sz w:val="26"/>
+          <w:szCs w:val="26"/>
+          <w:lang w:eastAsia="es-AR"/>
+        </w:rPr>
+        <w:t xml:space="preserve">    </w:t>
+      </w:r>
+      <w:proofErr w:type="spellStart"/>
+      <w:proofErr w:type="gramStart"/>
+      <w:r>
+        <w:rPr>
+          <w:rFonts w:ascii="Arial" w:eastAsia="Times New Roman" w:hAnsi="Arial" w:cs="Arial"/>
+          <w:color w:val="E3E3E3"/>
+          <w:sz w:val="26"/>
+          <w:szCs w:val="26"/>
+          <w:lang w:eastAsia="es-AR"/>
+        </w:rPr>
+        <w:t>return</w:t>
+      </w:r>
+      <w:proofErr w:type="spellEnd"/>
+      <w:proofErr w:type="gramEnd"/>
+      <w:r>
+        <w:rPr>
+          <w:rFonts w:ascii="Arial" w:eastAsia="Times New Roman" w:hAnsi="Arial" w:cs="Arial"/>
+          <w:color w:val="E3E3E3"/>
+          <w:sz w:val="26"/>
+          <w:szCs w:val="26"/>
+          <w:lang w:eastAsia="es-AR"/>
+        </w:rPr>
+        <w:t xml:space="preserve"> </w:t>
+      </w:r>
+      <w:proofErr w:type="spellStart"/>
+      <w:r>
+        <w:rPr>
+          <w:rFonts w:ascii="Arial" w:eastAsia="Times New Roman" w:hAnsi="Arial" w:cs="Arial"/>
+          <w:color w:val="E3E3E3"/>
+          <w:sz w:val="26"/>
+          <w:szCs w:val="26"/>
+          <w:lang w:eastAsia="es-AR"/>
+        </w:rPr>
+        <w:t>df_filtrado</w:t>
+      </w:r>
+      <w:proofErr w:type="spellEnd"/>
+      <w:r>
+        <w:rPr>
+          <w:rFonts w:ascii="Arial" w:eastAsia="Times New Roman" w:hAnsi="Arial" w:cs="Arial"/>
+          <w:color w:val="E3E3E3"/>
+          <w:sz w:val="26"/>
+          <w:szCs w:val="26"/>
+          <w:lang w:eastAsia="es-AR"/>
+        </w:rPr>
+        <w:t xml:space="preserve"> quiero aplicar el </w:t>
+      </w:r>
+      <w:proofErr w:type="spellStart"/>
+      <w:r>
+        <w:rPr>
+          <w:rFonts w:ascii="Arial" w:eastAsia="Times New Roman" w:hAnsi="Arial" w:cs="Arial"/>
+          <w:color w:val="E3E3E3"/>
+          <w:sz w:val="26"/>
+          <w:szCs w:val="26"/>
+          <w:lang w:eastAsia="es-AR"/>
+        </w:rPr>
+        <w:t>butter</w:t>
+      </w:r>
+      <w:proofErr w:type="spellEnd"/>
+      <w:r>
+        <w:rPr>
+          <w:rFonts w:ascii="Arial" w:eastAsia="Times New Roman" w:hAnsi="Arial" w:cs="Arial"/>
+          <w:color w:val="E3E3E3"/>
+          <w:sz w:val="26"/>
+          <w:szCs w:val="26"/>
+          <w:lang w:eastAsia="es-AR"/>
+        </w:rPr>
+        <w:t xml:space="preserve"> </w:t>
+      </w:r>
+      <w:proofErr w:type="spellStart"/>
+      <w:r>
+        <w:rPr>
+          <w:rFonts w:ascii="Arial" w:eastAsia="Times New Roman" w:hAnsi="Arial" w:cs="Arial"/>
+          <w:color w:val="E3E3E3"/>
+          <w:sz w:val="26"/>
+          <w:szCs w:val="26"/>
+          <w:lang w:eastAsia="es-AR"/>
+        </w:rPr>
+        <w:t>woth</w:t>
+      </w:r>
+      <w:proofErr w:type="spellEnd"/>
+      <w:r>
+        <w:rPr>
+          <w:rFonts w:ascii="Arial" w:eastAsia="Times New Roman" w:hAnsi="Arial" w:cs="Arial"/>
+          <w:color w:val="E3E3E3"/>
+          <w:sz w:val="26"/>
+          <w:szCs w:val="26"/>
+          <w:lang w:eastAsia="es-AR"/>
+        </w:rPr>
+        <w:t xml:space="preserve"> </w:t>
+      </w:r>
+      <w:proofErr w:type="spellStart"/>
+      <w:r>
+        <w:rPr>
+          <w:rFonts w:ascii="Arial" w:eastAsia="Times New Roman" w:hAnsi="Arial" w:cs="Arial"/>
+          <w:color w:val="E3E3E3"/>
+          <w:sz w:val="26"/>
+          <w:szCs w:val="26"/>
+          <w:lang w:eastAsia="es-AR"/>
+        </w:rPr>
+        <w:t>ainque</w:t>
+      </w:r>
+      <w:proofErr w:type="spellEnd"/>
+      <w:r>
+        <w:rPr>
+          <w:rFonts w:ascii="Arial" w:eastAsia="Times New Roman" w:hAnsi="Arial" w:cs="Arial"/>
+          <w:color w:val="E3E3E3"/>
+          <w:sz w:val="26"/>
+          <w:szCs w:val="26"/>
+          <w:lang w:eastAsia="es-AR"/>
+        </w:rPr>
+        <w:t xml:space="preserve"> me </w:t>
+      </w:r>
+      <w:proofErr w:type="spellStart"/>
+      <w:r>
+        <w:rPr>
+          <w:rFonts w:ascii="Arial" w:eastAsia="Times New Roman" w:hAnsi="Arial" w:cs="Arial"/>
+          <w:color w:val="E3E3E3"/>
+          <w:sz w:val="26"/>
+          <w:szCs w:val="26"/>
+          <w:lang w:eastAsia="es-AR"/>
+        </w:rPr>
+        <w:t>qede</w:t>
+      </w:r>
+      <w:proofErr w:type="spellEnd"/>
+      <w:r>
+        <w:rPr>
+          <w:rFonts w:ascii="Arial" w:eastAsia="Times New Roman" w:hAnsi="Arial" w:cs="Arial"/>
+          <w:color w:val="E3E3E3"/>
+          <w:sz w:val="26"/>
+          <w:szCs w:val="26"/>
+          <w:lang w:eastAsia="es-AR"/>
+        </w:rPr>
+        <w:t xml:space="preserve"> </w:t>
+      </w:r>
+      <w:proofErr w:type="spellStart"/>
+      <w:r>
+        <w:rPr>
+          <w:rFonts w:ascii="Arial" w:eastAsia="Times New Roman" w:hAnsi="Arial" w:cs="Arial"/>
+          <w:color w:val="E3E3E3"/>
+          <w:sz w:val="26"/>
+          <w:szCs w:val="26"/>
+          <w:lang w:eastAsia="es-AR"/>
+        </w:rPr>
+        <w:t>malª</w:t>
+      </w:r>
+      <w:proofErr w:type="spellEnd"/>
+      <w:r>
+        <w:rPr>
+          <w:rFonts w:ascii="Arial" w:eastAsia="Times New Roman" w:hAnsi="Arial" w:cs="Arial"/>
+          <w:color w:val="E3E3E3"/>
+          <w:sz w:val="26"/>
+          <w:szCs w:val="26"/>
+          <w:lang w:eastAsia="es-AR"/>
+        </w:rPr>
+        <w:t xml:space="preserve"> y quiero graficarlo por muestra en promedio. </w:t>
+      </w:r>
+      <w:proofErr w:type="gramStart"/>
+      <w:r>
+        <w:rPr>
+          <w:rFonts w:ascii="Arial" w:eastAsia="Times New Roman" w:hAnsi="Arial" w:cs="Arial"/>
+          <w:color w:val="E3E3E3"/>
+          <w:sz w:val="26"/>
+          <w:szCs w:val="26"/>
+          <w:lang w:eastAsia="es-AR"/>
+        </w:rPr>
+        <w:t>y</w:t>
+      </w:r>
+      <w:proofErr w:type="gramEnd"/>
+      <w:r>
+        <w:rPr>
+          <w:rFonts w:ascii="Arial" w:eastAsia="Times New Roman" w:hAnsi="Arial" w:cs="Arial"/>
+          <w:color w:val="E3E3E3"/>
+          <w:sz w:val="26"/>
+          <w:szCs w:val="26"/>
+          <w:lang w:eastAsia="es-AR"/>
+        </w:rPr>
+        <w:t xml:space="preserve"> </w:t>
+      </w:r>
+      <w:proofErr w:type="spellStart"/>
+      <w:r>
+        <w:rPr>
+          <w:rFonts w:ascii="Arial" w:eastAsia="Times New Roman" w:hAnsi="Arial" w:cs="Arial"/>
+          <w:color w:val="E3E3E3"/>
+          <w:sz w:val="26"/>
+          <w:szCs w:val="26"/>
+          <w:lang w:eastAsia="es-AR"/>
+        </w:rPr>
+        <w:t>despues</w:t>
+      </w:r>
+      <w:proofErr w:type="spellEnd"/>
+      <w:r>
+        <w:rPr>
+          <w:rFonts w:ascii="Arial" w:eastAsia="Times New Roman" w:hAnsi="Arial" w:cs="Arial"/>
+          <w:color w:val="E3E3E3"/>
+          <w:sz w:val="26"/>
+          <w:szCs w:val="26"/>
+          <w:lang w:eastAsia="es-AR"/>
+        </w:rPr>
+        <w:t xml:space="preserve"> otro </w:t>
+      </w:r>
+    </w:p>
+    <w:p>
+      <w:r>
+        <w:rPr>
+          <w:b/>
+          <w:bCs/>
+        </w:rPr>
+        <w:t>Eliminación de la componente DC:</w:t>
+      </w:r>
+      <w:r>
+        <w:t xml:space="preserve"> Como tu señal tiene estados estacionarios (partes donde la corriente se mantiene constante), el filtro pasa-banda los está tratando como componentes de baja frecuencia que deben ser eliminadas. Por eso, en la parte donde la señal debería ser plana, la filtrada cae o sube.</w:t>
+      </w:r>
+    </w:p>
+    <w:p>
+      <w:pPr>
+        <w:spacing w:after="0" w:line="240" w:lineRule="auto"/>
+        <w:rPr>
+          <w:rFonts w:ascii="Times New Roman" w:eastAsia="Times New Roman" w:hAnsi="Times New Roman" w:cs="Times New Roman"/>
+          <w:sz w:val="24"/>
+          <w:szCs w:val="24"/>
+          <w:lang w:eastAsia="es-AR"/>
+        </w:rPr>
+      </w:pPr>
+      <w:r>
+        <w:rPr>
+          <w:rFonts w:ascii="Times New Roman" w:eastAsia="Times New Roman" w:hAnsi="Times New Roman" w:cs="Times New Roman"/>
+          <w:sz w:val="24"/>
+          <w:szCs w:val="24"/>
+          <w:lang w:eastAsia="es-AR"/>
+        </w:rPr>
+        <w:t xml:space="preserve">"Se aplicó un filtro </w:t>
+      </w:r>
+      <w:proofErr w:type="spellStart"/>
+      <w:r>
+        <w:rPr>
+          <w:rFonts w:ascii="Times New Roman" w:eastAsia="Times New Roman" w:hAnsi="Times New Roman" w:cs="Times New Roman"/>
+          <w:sz w:val="24"/>
+          <w:szCs w:val="24"/>
+          <w:lang w:eastAsia="es-AR"/>
+        </w:rPr>
+        <w:t>Butterworth</w:t>
+      </w:r>
+      <w:proofErr w:type="spellEnd"/>
+      <w:r>
+        <w:rPr>
+          <w:rFonts w:ascii="Times New Roman" w:eastAsia="Times New Roman" w:hAnsi="Times New Roman" w:cs="Times New Roman"/>
+          <w:sz w:val="24"/>
+          <w:szCs w:val="24"/>
+          <w:lang w:eastAsia="es-AR"/>
+        </w:rPr>
+        <w:t xml:space="preserve"> </w:t>
+      </w:r>
+      <w:proofErr w:type="spellStart"/>
+      <w:r>
+        <w:rPr>
+          <w:rFonts w:ascii="Times New Roman" w:eastAsia="Times New Roman" w:hAnsi="Times New Roman" w:cs="Times New Roman"/>
+          <w:sz w:val="24"/>
+          <w:szCs w:val="24"/>
+          <w:lang w:eastAsia="es-AR"/>
+        </w:rPr>
+        <w:t>pasabanda</w:t>
+      </w:r>
+      <w:proofErr w:type="spellEnd"/>
+      <w:r>
+        <w:rPr>
+          <w:rFonts w:ascii="Times New Roman" w:eastAsia="Times New Roman" w:hAnsi="Times New Roman" w:cs="Times New Roman"/>
+          <w:sz w:val="24"/>
+          <w:szCs w:val="24"/>
+          <w:lang w:eastAsia="es-AR"/>
+        </w:rPr>
+        <w:t xml:space="preserve"> con el objetivo de mitigar ruido en las señales de corriente. Los resultados (Figura X) demuestran que el filtrado introduce una distorsión crítica en la morfología de la señal, específicamente en los transitorios y niveles estacionarios. Este efecto confirma que las componentes de frecuencia que el filtro intenta eliminar son, en realidad, </w:t>
+      </w:r>
+      <w:r>
+        <w:rPr>
+          <w:rFonts w:ascii="Times New Roman" w:eastAsia="Times New Roman" w:hAnsi="Times New Roman" w:cs="Times New Roman"/>
+          <w:b/>
+          <w:bCs/>
+          <w:sz w:val="24"/>
+          <w:szCs w:val="24"/>
+          <w:lang w:eastAsia="es-AR"/>
+        </w:rPr>
+        <w:t>físicamente significativas</w:t>
+      </w:r>
+      <w:r>
+        <w:rPr>
+          <w:rFonts w:ascii="Times New Roman" w:eastAsia="Times New Roman" w:hAnsi="Times New Roman" w:cs="Times New Roman"/>
+          <w:sz w:val="24"/>
+          <w:szCs w:val="24"/>
+          <w:lang w:eastAsia="es-AR"/>
+        </w:rPr>
+        <w:t xml:space="preserve"> para describir el comportamiento capacitivo del sistema. En consecuencia, se descarta el filtrado lineal para el análisis temporal y se concluye que la integridad de la señal original (mejorada únicamente mediante promediado temporal) es superior para la determinación de constantes de tiempo ($\tau$)."</w:t>
+      </w:r>
+    </w:p>
+    <w:p>
+      <w:pPr>
+        <w:rPr>
+          <w:u w:val="single"/>
+        </w:rPr>
+      </w:pPr>
+    </w:p>
+    <w:p>
+      <w:r>
+        <w:rPr>
+          <w:i/>
+          <w:iCs/>
+        </w:rPr>
+        <w:lastRenderedPageBreak/>
+        <w:t>"No normalicé por el desvío estándar porque mi objetivo es mantener las unidades físicas y las magnitudes relativas para calcular la impedancia real del sistema"</w:t>
+      </w:r>
+      <w:r>
+        <w:t>.</w:t>
+      </w:r>
+    </w:p>
+    <w:p/>
+    <w:p/>
+    <w:p>
+      <w:r>
+        <w:t xml:space="preserve">"Elegí un filtro FIR de diseño por ventanas (ventana </w:t>
+      </w:r>
+      <w:proofErr w:type="spellStart"/>
+      <w:r>
+        <w:t>Hamming</w:t>
+      </w:r>
+      <w:proofErr w:type="spellEnd"/>
+      <w:r>
+        <w:t>) de orden 101. Seleccioné el método de ventanas porque permite controlar el compromiso entre la atenuación de la banda de parada y la anchura de la banda de transición, resultando en una fase lineal que evita el '</w:t>
+      </w:r>
+      <w:proofErr w:type="spellStart"/>
+      <w:r>
+        <w:t>ringing</w:t>
+      </w:r>
+      <w:proofErr w:type="spellEnd"/>
+      <w:r>
+        <w:t xml:space="preserve">' que observaba con filtros IIR. No utilicé </w:t>
+      </w:r>
+      <w:proofErr w:type="spellStart"/>
+      <w:r>
+        <w:t>Blackman</w:t>
+      </w:r>
+      <w:proofErr w:type="spellEnd"/>
+      <w:r>
+        <w:t xml:space="preserve"> para evitar el ensanchamiento excesivo de la banda de transición que deformaría los flancos de mi onda cuadrada."</w:t>
+      </w:r>
+    </w:p>
+    <w:p/>
+    <w:p/>
+    <w:p>
+      <w:pPr>
+        <w:pStyle w:val="Ttulo3"/>
+      </w:pPr>
+      <w:r>
+        <w:t xml:space="preserve">Frecuencia de muestreo e interpolación: </w:t>
+      </w:r>
+      <w:r>
+        <w:t>2. ¿Cómo explicar la reducción de muestras?</w:t>
+      </w:r>
+    </w:p>
+    <w:p>
+      <w:pPr>
+        <w:pStyle w:val="NormalWeb"/>
+      </w:pPr>
+      <w:r>
+        <w:t>Si el profesor te pregunta: "¿Por qué pasaste de 4000 Hz a 1000 Hz?", tu respuesta técnica es:</w:t>
+      </w:r>
+    </w:p>
+    <w:p>
+      <w:pPr>
+        <w:pStyle w:val="NormalWeb"/>
+      </w:pPr>
+      <w:r>
+        <w:t xml:space="preserve">"El sistema de adquisición presentaba una tasa de muestreo variable con picos de hasta 4 kHz, pero con una distribución de probabilidad (moda) concentrada en 1 kHz. Realicé un </w:t>
+      </w:r>
+      <w:proofErr w:type="spellStart"/>
+      <w:r>
+        <w:t>resampleo</w:t>
+      </w:r>
+      <w:proofErr w:type="spellEnd"/>
+      <w:r>
+        <w:t xml:space="preserve"> mediante interpolación lineal a 1 kHz. Esta frecuencia es suficiente para cumplir holgadamente con el criterio de Nyquist para la banda de interés (</w:t>
+      </w:r>
+      <w:proofErr w:type="spellStart"/>
+      <w:r>
+        <w:t>f_fundamental</w:t>
+      </w:r>
+      <w:proofErr w:type="spellEnd"/>
+      <w:r>
+        <w:t xml:space="preserve">=19 Hz), reduciendo significativamente el ruido de alta frecuencia y mejorando la estabilidad temporal del </w:t>
+      </w:r>
+      <w:proofErr w:type="spellStart"/>
+      <w:r>
+        <w:t>dataset</w:t>
+      </w:r>
+      <w:proofErr w:type="spellEnd"/>
+      <w:r>
+        <w:t xml:space="preserve"> para el análisis posterior."</w:t>
+      </w:r>
+    </w:p>
+    <w:p>
+      <w:pPr>
+        <w:pStyle w:val="Ttulo3"/>
+      </w:pPr>
+      <w:r>
+        <w:t>3. ¡Ojo con la interpolación lineal!</w:t>
+      </w:r>
+    </w:p>
+    <w:p>
+      <w:pPr>
+        <w:pStyle w:val="NormalWeb"/>
+      </w:pPr>
+      <w:r>
+        <w:t xml:space="preserve">Estás usando </w:t>
+      </w:r>
+      <w:proofErr w:type="spellStart"/>
+      <w:r>
+        <w:rPr>
+          <w:rStyle w:val="CdigoHTML"/>
+        </w:rPr>
+        <w:t>kind</w:t>
+      </w:r>
+      <w:proofErr w:type="spellEnd"/>
+      <w:r>
+        <w:rPr>
+          <w:rStyle w:val="CdigoHTML"/>
+        </w:rPr>
+        <w:t>='linear'</w:t>
+      </w:r>
+      <w:r>
+        <w:t xml:space="preserve">. Para una onda cuadrada, esto es lo mejor que </w:t>
+      </w:r>
+      <w:proofErr w:type="spellStart"/>
+      <w:r>
+        <w:t>podés</w:t>
+      </w:r>
+      <w:proofErr w:type="spellEnd"/>
+      <w:r>
+        <w:t xml:space="preserve"> hacer porque:</w:t>
+      </w:r>
+    </w:p>
+    <w:p>
+      <w:pPr>
+        <w:pStyle w:val="NormalWeb"/>
+        <w:numPr>
+          <w:ilvl w:val="0"/>
+          <w:numId w:val="15"/>
+        </w:numPr>
+      </w:pPr>
+      <w:r>
+        <w:t xml:space="preserve">Mantiene los flancos sin crear las oscilaciones que crearía una interpolación </w:t>
+      </w:r>
+      <w:proofErr w:type="spellStart"/>
+      <w:r>
+        <w:rPr>
+          <w:i/>
+          <w:iCs/>
+        </w:rPr>
+        <w:t>spline</w:t>
+      </w:r>
+      <w:proofErr w:type="spellEnd"/>
+      <w:r>
+        <w:t xml:space="preserve"> (que a veces "sobrepasa" el valor, el famoso </w:t>
+      </w:r>
+      <w:proofErr w:type="spellStart"/>
+      <w:r>
+        <w:rPr>
+          <w:i/>
+          <w:iCs/>
+        </w:rPr>
+        <w:t>overshoot</w:t>
+      </w:r>
+      <w:proofErr w:type="spellEnd"/>
+      <w:r>
+        <w:t>).</w:t>
+      </w:r>
+    </w:p>
+    <w:p>
+      <w:pPr>
+        <w:pStyle w:val="NormalWeb"/>
+        <w:numPr>
+          <w:ilvl w:val="0"/>
+          <w:numId w:val="15"/>
+        </w:numPr>
+      </w:pPr>
+      <w:r>
+        <w:t>Es exactamente lo que se necesita para mantener la física de tus saltos de voltaje.</w:t>
+      </w:r>
+    </w:p>
+    <w:p>
+      <w:r>
+        <w:t xml:space="preserve">"Debido al </w:t>
+      </w:r>
+      <w:proofErr w:type="spellStart"/>
+      <w:r>
+        <w:t>jitter</w:t>
+      </w:r>
+      <w:proofErr w:type="spellEnd"/>
+      <w:r>
+        <w:t xml:space="preserve"> temporal en el muestreo original, la frecuencia de muestreo efectiva variaba. Para garantizar un procesamiento digital coherente, realicé un </w:t>
+      </w:r>
+      <w:proofErr w:type="spellStart"/>
+      <w:r>
+        <w:t>remuestreo</w:t>
+      </w:r>
+      <w:proofErr w:type="spellEnd"/>
+      <w:r>
+        <w:t xml:space="preserve"> (</w:t>
+      </w:r>
+      <w:proofErr w:type="spellStart"/>
+      <w:r>
+        <w:t>resampling</w:t>
+      </w:r>
+      <w:proofErr w:type="spellEnd"/>
+      <w:r>
+        <w:t xml:space="preserve">) a una tasa constante de 1 kHz, basada en la moda estadística de los intervalos de muestreo. Esta frecuencia de 1 kHz es superior a 50 veces la frecuencia fundamental de la señal (19 Hz), garantizando una reconstrucción libre de </w:t>
+      </w:r>
+      <w:proofErr w:type="spellStart"/>
+      <w:r>
+        <w:t>aliasing</w:t>
+      </w:r>
+      <w:proofErr w:type="spellEnd"/>
+      <w:r>
+        <w:t xml:space="preserve"> y una representación espectral equivalente a la señal original, como se observa en la superposición de las componentes </w:t>
+      </w:r>
+      <w:proofErr w:type="spellStart"/>
+      <w:r>
+        <w:t>frecuenciales</w:t>
+      </w:r>
+      <w:proofErr w:type="spellEnd"/>
+      <w:r>
+        <w:t xml:space="preserve"> (FFT)."</w:t>
+      </w:r>
+    </w:p>
+    <w:p/>
+    <w:p>
+      <w:pPr>
+        <w:spacing w:after="0" w:line="240" w:lineRule="auto"/>
+        <w:rPr>
+          <w:rFonts w:ascii="Times New Roman" w:eastAsia="Times New Roman" w:hAnsi="Times New Roman" w:cs="Times New Roman"/>
+          <w:sz w:val="24"/>
+          <w:szCs w:val="24"/>
+          <w:lang w:eastAsia="es-AR"/>
+        </w:rPr>
+      </w:pPr>
+      <w:r>
+        <w:rPr>
+          <w:rFonts w:ascii="Times New Roman" w:eastAsia="Times New Roman" w:hAnsi="Times New Roman" w:cs="Times New Roman"/>
+          <w:sz w:val="24"/>
+          <w:szCs w:val="24"/>
+          <w:lang w:eastAsia="es-AR"/>
+        </w:rPr>
+        <w:t xml:space="preserve">"Elegí una ventana rectangular para el suavizado porque mi prioridad es la </w:t>
+      </w:r>
+      <w:r>
+        <w:rPr>
+          <w:rFonts w:ascii="Times New Roman" w:eastAsia="Times New Roman" w:hAnsi="Times New Roman" w:cs="Times New Roman"/>
+          <w:b/>
+          <w:bCs/>
+          <w:sz w:val="24"/>
+          <w:szCs w:val="24"/>
+          <w:lang w:eastAsia="es-AR"/>
+        </w:rPr>
+        <w:t>resolución temporal</w:t>
+      </w:r>
+      <w:r>
+        <w:rPr>
+          <w:rFonts w:ascii="Times New Roman" w:eastAsia="Times New Roman" w:hAnsi="Times New Roman" w:cs="Times New Roman"/>
+          <w:sz w:val="24"/>
+          <w:szCs w:val="24"/>
+          <w:lang w:eastAsia="es-AR"/>
+        </w:rPr>
+        <w:t xml:space="preserve"> (mantener la nitidez del flanco). Una ventana </w:t>
+      </w:r>
+      <w:proofErr w:type="spellStart"/>
+      <w:r>
+        <w:rPr>
+          <w:rFonts w:ascii="Times New Roman" w:eastAsia="Times New Roman" w:hAnsi="Times New Roman" w:cs="Times New Roman"/>
+          <w:sz w:val="24"/>
+          <w:szCs w:val="24"/>
+          <w:lang w:eastAsia="es-AR"/>
+        </w:rPr>
+        <w:t>Hamming</w:t>
+      </w:r>
+      <w:proofErr w:type="spellEnd"/>
+      <w:r>
+        <w:rPr>
+          <w:rFonts w:ascii="Times New Roman" w:eastAsia="Times New Roman" w:hAnsi="Times New Roman" w:cs="Times New Roman"/>
+          <w:sz w:val="24"/>
+          <w:szCs w:val="24"/>
+          <w:lang w:eastAsia="es-AR"/>
+        </w:rPr>
+        <w:t xml:space="preserve">, aunque tiene mejores lóbulos laterales en frecuencia, causa un mayor ensanchamiento del flanco </w:t>
+      </w:r>
+      <w:r>
+        <w:rPr>
+          <w:rFonts w:ascii="Times New Roman" w:eastAsia="Times New Roman" w:hAnsi="Times New Roman" w:cs="Times New Roman"/>
+          <w:sz w:val="24"/>
+          <w:szCs w:val="24"/>
+          <w:lang w:eastAsia="es-AR"/>
+        </w:rPr>
+        <w:lastRenderedPageBreak/>
+        <w:t>(aumenta el tiempo de subida), lo cual habría introducido un error en mi cálculo de la constante de tiempo $\tau$."</w:t>
+      </w:r>
+    </w:p>
+    <w:p>
+      <w:pPr>
+        <w:rPr>
+          <w:u w:val="single"/>
+        </w:rPr>
+      </w:pPr>
+      <w:r>
+        <w:rPr>
+          <w:u w:val="single"/>
+        </w:rPr>
+        <w:t>Ç</w:t>
+      </w:r>
+    </w:p>
+    <w:p>
+      <w:pPr>
+        <w:rPr>
+          <w:u w:val="single"/>
+        </w:rPr>
+      </w:pPr>
+    </w:p>
+    <w:p>
+      <w:pPr>
+        <w:rPr>
+          <w:u w:val="single"/>
+        </w:rPr>
+      </w:pPr>
+      <w:r>
+        <w:t>"Realicé un análisis de compromiso (</w:t>
+      </w:r>
+      <w:proofErr w:type="spellStart"/>
+      <w:r>
+        <w:t>trade</w:t>
+      </w:r>
+      <w:proofErr w:type="spellEnd"/>
+      <w:r>
+        <w:t>-off) entre la atenuación del ruido y la preservación del tiempo de subida de la señal. Una ventana de longitud 11 lograba una mayor atenuación en la banda de parada, pero introducía una distorsión inaceptable en los flancos de la onda cuadrada debido al filtrado de los armónicos de alta frecuencia. Por ello, seleccioné una ventana de longitud 7, que ofrece el balance óptimo para eliminar el ruido de adquisición manteniendo la fidelidad temporal necesaria para la caracterización del sistema."</w:t>
+      </w:r>
       <w:bookmarkStart w:id="0" w:name="_GoBack"/>
       <w:bookmarkEnd w:id="0"/>
     </w:p>
@@ -4162,6 +7019,155 @@
 <file path=word/numbering.xml><?xml version="1.0" encoding="utf-8"?>
 <w:numbering xmlns:wpc="http://schemas.microsoft.com/office/word/2010/wordprocessingCanvas" xmlns:mc="http://schemas.openxmlformats.org/markup-compatibility/2006" xmlns:o="urn:schemas-microsoft-com:office:office" xmlns:r="http://schemas.openxmlformats.org/officeDocument/2006/relationships" xmlns:m="http://schemas.openxmlformats.org/officeDocument/2006/math" xmlns:v="urn:schemas-microsoft-com:vml" xmlns:wp14="http://schemas.microsoft.com/office/word/2010/wordprocessingDrawing" xmlns:wp="http://schemas.openxmlformats.org/drawingml/2006/wordprocessingDrawing" xmlns:w10="urn:schemas-microsoft-com:office:word" xmlns:w="http://schemas.openxmlformats.org/wordprocessingml/2006/main" xmlns:w14="http://schemas.microsoft.com/office/word/2010/wordml" xmlns:w15="http://schemas.microsoft.com/office/word/2012/wordml" xmlns:wpg="http://schemas.microsoft.com/office/word/2010/wordprocessingGroup" xmlns:wpi="http://schemas.microsoft.com/office/word/2010/wordprocessingInk" xmlns:wne="http://schemas.microsoft.com/office/word/2006/wordml" xmlns:wps="http://schemas.microsoft.com/office/word/2010/wordprocessingShape" mc:Ignorable="w14 w15 wp14">
   <w:abstractNum w:abstractNumId="0">
+    <w:nsid w:val="07D22C08"/>
+    <w:multiLevelType w:val="multilevel"/>
+    <w:tmpl w:val="B76C1FAA"/>
+    <w:lvl w:ilvl="0">
+      <w:start w:val="1"/>
+      <w:numFmt w:val="bullet"/>
+      <w:lvlText w:val=""/>
+      <w:lvlJc w:val="left"/>
+      <w:pPr>
+        <w:tabs>
+          <w:tab w:val="num" w:pos="720"/>
+        </w:tabs>
+        <w:ind w:left="720" w:hanging="360"/>
+      </w:pPr>
+      <w:rPr>
+        <w:rFonts w:ascii="Symbol" w:hAnsi="Symbol" w:hint="default"/>
+        <w:sz w:val="20"/>
+      </w:rPr>
+    </w:lvl>
+    <w:lvl w:ilvl="1" w:tentative="1">
+      <w:start w:val="1"/>
+      <w:numFmt w:val="bullet"/>
+      <w:lvlText w:val="o"/>
+      <w:lvlJc w:val="left"/>
+      <w:pPr>
+        <w:tabs>
+          <w:tab w:val="num" w:pos="1440"/>
+        </w:tabs>
+        <w:ind w:left="1440" w:hanging="360"/>
+      </w:pPr>
+      <w:rPr>
+        <w:rFonts w:ascii="Courier New" w:hAnsi="Courier New" w:hint="default"/>
+        <w:sz w:val="20"/>
+      </w:rPr>
+    </w:lvl>
+    <w:lvl w:ilvl="2" w:tentative="1">
+      <w:start w:val="1"/>
+      <w:numFmt w:val="bullet"/>
+      <w:lvlText w:val=""/>
+      <w:lvlJc w:val="left"/>
+      <w:pPr>
+        <w:tabs>
+          <w:tab w:val="num" w:pos="2160"/>
+        </w:tabs>
+        <w:ind w:left="2160" w:hanging="360"/>
+      </w:pPr>
+      <w:rPr>
+        <w:rFonts w:ascii="Wingdings" w:hAnsi="Wingdings" w:hint="default"/>
+        <w:sz w:val="20"/>
+      </w:rPr>
+    </w:lvl>
+    <w:lvl w:ilvl="3" w:tentative="1">
+      <w:start w:val="1"/>
+      <w:numFmt w:val="bullet"/>
+      <w:lvlText w:val=""/>
+      <w:lvlJc w:val="left"/>
+      <w:pPr>
+        <w:tabs>
+          <w:tab w:val="num" w:pos="2880"/>
+        </w:tabs>
+        <w:ind w:left="2880" w:hanging="360"/>
+      </w:pPr>
+      <w:rPr>
+        <w:rFonts w:ascii="Wingdings" w:hAnsi="Wingdings" w:hint="default"/>
+        <w:sz w:val="20"/>
+      </w:rPr>
+    </w:lvl>
+    <w:lvl w:ilvl="4" w:tentative="1">
+      <w:start w:val="1"/>
+      <w:numFmt w:val="bullet"/>
+      <w:lvlText w:val=""/>
+      <w:lvlJc w:val="left"/>
+      <w:pPr>
+        <w:tabs>
+          <w:tab w:val="num" w:pos="3600"/>
+        </w:tabs>
+        <w:ind w:left="3600" w:hanging="360"/>
+      </w:pPr>
+      <w:rPr>
+        <w:rFonts w:ascii="Wingdings" w:hAnsi="Wingdings" w:hint="default"/>
+        <w:sz w:val="20"/>
+      </w:rPr>
+    </w:lvl>
+    <w:lvl w:ilvl="5" w:tentative="1">
+      <w:start w:val="1"/>
+      <w:numFmt w:val="bullet"/>
+      <w:lvlText w:val=""/>
+      <w:lvlJc w:val="left"/>
+      <w:pPr>
+        <w:tabs>
+          <w:tab w:val="num" w:pos="4320"/>
+        </w:tabs>
+        <w:ind w:left="4320" w:hanging="360"/>
+      </w:pPr>
+      <w:rPr>
+        <w:rFonts w:ascii="Wingdings" w:hAnsi="Wingdings" w:hint="default"/>
+        <w:sz w:val="20"/>
+      </w:rPr>
+    </w:lvl>
+    <w:lvl w:ilvl="6" w:tentative="1">
+      <w:start w:val="1"/>
+      <w:numFmt w:val="bullet"/>
+      <w:lvlText w:val=""/>
+      <w:lvlJc w:val="left"/>
+      <w:pPr>
+        <w:tabs>
+          <w:tab w:val="num" w:pos="5040"/>
+        </w:tabs>
+        <w:ind w:left="5040" w:hanging="360"/>
+      </w:pPr>
+      <w:rPr>
+        <w:rFonts w:ascii="Wingdings" w:hAnsi="Wingdings" w:hint="default"/>
+        <w:sz w:val="20"/>
+      </w:rPr>
+    </w:lvl>
+    <w:lvl w:ilvl="7" w:tentative="1">
+      <w:start w:val="1"/>
+      <w:numFmt w:val="bullet"/>
+      <w:lvlText w:val=""/>
+      <w:lvlJc w:val="left"/>
+      <w:pPr>
+        <w:tabs>
+          <w:tab w:val="num" w:pos="5760"/>
+        </w:tabs>
+        <w:ind w:left="5760" w:hanging="360"/>
+      </w:pPr>
+      <w:rPr>
+        <w:rFonts w:ascii="Wingdings" w:hAnsi="Wingdings" w:hint="default"/>
+        <w:sz w:val="20"/>
+      </w:rPr>
+    </w:lvl>
+    <w:lvl w:ilvl="8" w:tentative="1">
+      <w:start w:val="1"/>
+      <w:numFmt w:val="bullet"/>
+      <w:lvlText w:val=""/>
+      <w:lvlJc w:val="left"/>
+      <w:pPr>
+        <w:tabs>
+          <w:tab w:val="num" w:pos="6480"/>
+        </w:tabs>
+        <w:ind w:left="6480" w:hanging="360"/>
+      </w:pPr>
+      <w:rPr>
+        <w:rFonts w:ascii="Wingdings" w:hAnsi="Wingdings" w:hint="default"/>
+        <w:sz w:val="20"/>
+      </w:rPr>
+    </w:lvl>
+  </w:abstractNum>
+  <w:abstractNum w:abstractNumId="1">
     <w:nsid w:val="081E0E17"/>
     <w:multiLevelType w:val="hybridMultilevel"/>
     <w:tmpl w:val="6882D444"/>
@@ -4273,7 +7279,156 @@
       </w:rPr>
     </w:lvl>
   </w:abstractNum>
-  <w:abstractNum w:abstractNumId="1">
+  <w:abstractNum w:abstractNumId="2">
+    <w:nsid w:val="08A434A3"/>
+    <w:multiLevelType w:val="multilevel"/>
+    <w:tmpl w:val="3F260AD6"/>
+    <w:lvl w:ilvl="0">
+      <w:start w:val="1"/>
+      <w:numFmt w:val="bullet"/>
+      <w:lvlText w:val=""/>
+      <w:lvlJc w:val="left"/>
+      <w:pPr>
+        <w:tabs>
+          <w:tab w:val="num" w:pos="720"/>
+        </w:tabs>
+        <w:ind w:left="720" w:hanging="360"/>
+      </w:pPr>
+      <w:rPr>
+        <w:rFonts w:ascii="Symbol" w:hAnsi="Symbol" w:hint="default"/>
+        <w:sz w:val="20"/>
+      </w:rPr>
+    </w:lvl>
+    <w:lvl w:ilvl="1" w:tentative="1">
+      <w:start w:val="1"/>
+      <w:numFmt w:val="bullet"/>
+      <w:lvlText w:val="o"/>
+      <w:lvlJc w:val="left"/>
+      <w:pPr>
+        <w:tabs>
+          <w:tab w:val="num" w:pos="1440"/>
+        </w:tabs>
+        <w:ind w:left="1440" w:hanging="360"/>
+      </w:pPr>
+      <w:rPr>
+        <w:rFonts w:ascii="Courier New" w:hAnsi="Courier New" w:hint="default"/>
+        <w:sz w:val="20"/>
+      </w:rPr>
+    </w:lvl>
+    <w:lvl w:ilvl="2" w:tentative="1">
+      <w:start w:val="1"/>
+      <w:numFmt w:val="bullet"/>
+      <w:lvlText w:val=""/>
+      <w:lvlJc w:val="left"/>
+      <w:pPr>
+        <w:tabs>
+          <w:tab w:val="num" w:pos="2160"/>
+        </w:tabs>
+        <w:ind w:left="2160" w:hanging="360"/>
+      </w:pPr>
+      <w:rPr>
+        <w:rFonts w:ascii="Wingdings" w:hAnsi="Wingdings" w:hint="default"/>
+        <w:sz w:val="20"/>
+      </w:rPr>
+    </w:lvl>
+    <w:lvl w:ilvl="3" w:tentative="1">
+      <w:start w:val="1"/>
+      <w:numFmt w:val="bullet"/>
+      <w:lvlText w:val=""/>
+      <w:lvlJc w:val="left"/>
+      <w:pPr>
+        <w:tabs>
+          <w:tab w:val="num" w:pos="2880"/>
+        </w:tabs>
+        <w:ind w:left="2880" w:hanging="360"/>
+      </w:pPr>
+      <w:rPr>
+        <w:rFonts w:ascii="Wingdings" w:hAnsi="Wingdings" w:hint="default"/>
+        <w:sz w:val="20"/>
+      </w:rPr>
+    </w:lvl>
+    <w:lvl w:ilvl="4" w:tentative="1">
+      <w:start w:val="1"/>
+      <w:numFmt w:val="bullet"/>
+      <w:lvlText w:val=""/>
+      <w:lvlJc w:val="left"/>
+      <w:pPr>
+        <w:tabs>
+          <w:tab w:val="num" w:pos="3600"/>
+        </w:tabs>
+        <w:ind w:left="3600" w:hanging="360"/>
+      </w:pPr>
+      <w:rPr>
+        <w:rFonts w:ascii="Wingdings" w:hAnsi="Wingdings" w:hint="default"/>
+        <w:sz w:val="20"/>
+      </w:rPr>
+    </w:lvl>
+    <w:lvl w:ilvl="5" w:tentative="1">
+      <w:start w:val="1"/>
+      <w:numFmt w:val="bullet"/>
+      <w:lvlText w:val=""/>
+      <w:lvlJc w:val="left"/>
+      <w:pPr>
+        <w:tabs>
+          <w:tab w:val="num" w:pos="4320"/>
+        </w:tabs>
+        <w:ind w:left="4320" w:hanging="360"/>
+      </w:pPr>
+      <w:rPr>
+        <w:rFonts w:ascii="Wingdings" w:hAnsi="Wingdings" w:hint="default"/>
+        <w:sz w:val="20"/>
+      </w:rPr>
+    </w:lvl>
+    <w:lvl w:ilvl="6" w:tentative="1">
+      <w:start w:val="1"/>
+      <w:numFmt w:val="bullet"/>
+      <w:lvlText w:val=""/>
+      <w:lvlJc w:val="left"/>
+      <w:pPr>
+        <w:tabs>
+          <w:tab w:val="num" w:pos="5040"/>
+        </w:tabs>
+        <w:ind w:left="5040" w:hanging="360"/>
+      </w:pPr>
+      <w:rPr>
+        <w:rFonts w:ascii="Wingdings" w:hAnsi="Wingdings" w:hint="default"/>
+        <w:sz w:val="20"/>
+      </w:rPr>
+    </w:lvl>
+    <w:lvl w:ilvl="7" w:tentative="1">
+      <w:start w:val="1"/>
+      <w:numFmt w:val="bullet"/>
+      <w:lvlText w:val=""/>
+      <w:lvlJc w:val="left"/>
+      <w:pPr>
+        <w:tabs>
+          <w:tab w:val="num" w:pos="5760"/>
+        </w:tabs>
+        <w:ind w:left="5760" w:hanging="360"/>
+      </w:pPr>
+      <w:rPr>
+        <w:rFonts w:ascii="Wingdings" w:hAnsi="Wingdings" w:hint="default"/>
+        <w:sz w:val="20"/>
+      </w:rPr>
+    </w:lvl>
+    <w:lvl w:ilvl="8" w:tentative="1">
+      <w:start w:val="1"/>
+      <w:numFmt w:val="bullet"/>
+      <w:lvlText w:val=""/>
+      <w:lvlJc w:val="left"/>
+      <w:pPr>
+        <w:tabs>
+          <w:tab w:val="num" w:pos="6480"/>
+        </w:tabs>
+        <w:ind w:left="6480" w:hanging="360"/>
+      </w:pPr>
+      <w:rPr>
+        <w:rFonts w:ascii="Wingdings" w:hAnsi="Wingdings" w:hint="default"/>
+        <w:sz w:val="20"/>
+      </w:rPr>
+    </w:lvl>
+  </w:abstractNum>
+  <w:abstractNum w:abstractNumId="3">
     <w:nsid w:val="1249369A"/>
     <w:multiLevelType w:val="multilevel"/>
     <w:tmpl w:val="06984A44"/>
@@ -4422,7 +7577,7 @@
       </w:rPr>
     </w:lvl>
   </w:abstractNum>
-  <w:abstractNum w:abstractNumId="2">
+  <w:abstractNum w:abstractNumId="4">
     <w:nsid w:val="3F525E81"/>
     <w:multiLevelType w:val="multilevel"/>
     <w:tmpl w:val="976C8A90"/>
@@ -4571,7 +7726,7 @@
       </w:rPr>
     </w:lvl>
   </w:abstractNum>
-  <w:abstractNum w:abstractNumId="3">
+  <w:abstractNum w:abstractNumId="5">
     <w:nsid w:val="46183B60"/>
     <w:multiLevelType w:val="multilevel"/>
     <w:tmpl w:val="04404322"/>
@@ -4715,7 +7870,7 @@
       </w:rPr>
     </w:lvl>
   </w:abstractNum>
-  <w:abstractNum w:abstractNumId="4">
+  <w:abstractNum w:abstractNumId="6">
     <w:nsid w:val="555D1A2F"/>
     <w:multiLevelType w:val="multilevel"/>
     <w:tmpl w:val="4EE8AF68"/>
@@ -4864,7 +8019,7 @@
       </w:rPr>
     </w:lvl>
   </w:abstractNum>
-  <w:abstractNum w:abstractNumId="5">
+  <w:abstractNum w:abstractNumId="7">
     <w:nsid w:val="558A482F"/>
     <w:multiLevelType w:val="hybridMultilevel"/>
     <w:tmpl w:val="D63EC580"/>
@@ -4976,7 +8131,7 @@
       </w:rPr>
     </w:lvl>
   </w:abstractNum>
-  <w:abstractNum w:abstractNumId="6">
+  <w:abstractNum w:abstractNumId="8">
     <w:nsid w:val="5BF51B2C"/>
     <w:multiLevelType w:val="multilevel"/>
     <w:tmpl w:val="325E902E"/>
@@ -5125,7 +8280,7 @@
       </w:rPr>
     </w:lvl>
   </w:abstractNum>
-  <w:abstractNum w:abstractNumId="7">
+  <w:abstractNum w:abstractNumId="9">
     <w:nsid w:val="5CF60FC1"/>
     <w:multiLevelType w:val="multilevel"/>
     <w:tmpl w:val="33C68134"/>
@@ -5269,7 +8424,7 @@
       </w:rPr>
     </w:lvl>
   </w:abstractNum>
-  <w:abstractNum w:abstractNumId="8">
+  <w:abstractNum w:abstractNumId="10">
     <w:nsid w:val="6107133D"/>
     <w:multiLevelType w:val="multilevel"/>
     <w:tmpl w:val="5B3C8970"/>
@@ -5418,7 +8573,7 @@
       </w:rPr>
     </w:lvl>
   </w:abstractNum>
-  <w:abstractNum w:abstractNumId="9">
+  <w:abstractNum w:abstractNumId="11">
     <w:nsid w:val="79190B53"/>
     <w:multiLevelType w:val="multilevel"/>
     <w:tmpl w:val="5A106F3C"/>
@@ -5567,7 +8722,7 @@
       </w:rPr>
     </w:lvl>
   </w:abstractNum>
-  <w:abstractNum w:abstractNumId="10">
+  <w:abstractNum w:abstractNumId="12">
     <w:nsid w:val="7B036B48"/>
     <w:multiLevelType w:val="multilevel"/>
     <w:tmpl w:val="0D524F4A"/>
@@ -5716,7 +8871,7 @@
       </w:rPr>
     </w:lvl>
   </w:abstractNum>
-  <w:abstractNum w:abstractNumId="11">
+  <w:abstractNum w:abstractNumId="13">
     <w:nsid w:val="7D9F1FEB"/>
     <w:multiLevelType w:val="multilevel"/>
     <w:tmpl w:val="762E20C6"/>
@@ -5865,7 +9020,7 @@
       </w:rPr>
     </w:lvl>
   </w:abstractNum>
-  <w:abstractNum w:abstractNumId="12">
+  <w:abstractNum w:abstractNumId="14">
     <w:nsid w:val="7ECE69FF"/>
     <w:multiLevelType w:val="multilevel"/>
     <w:tmpl w:val="3ADEBDE0"/>
@@ -5983,43 +9138,49 @@
     </w:lvl>
   </w:abstractNum>
   <w:num w:numId="1">
+    <w:abstractNumId w:val="12"/>
+  </w:num>
+  <w:num w:numId="2">
+    <w:abstractNumId w:val="3"/>
+  </w:num>
+  <w:num w:numId="3">
+    <w:abstractNumId w:val="11"/>
+  </w:num>
+  <w:num w:numId="4">
+    <w:abstractNumId w:val="8"/>
+  </w:num>
+  <w:num w:numId="5">
+    <w:abstractNumId w:val="9"/>
+  </w:num>
+  <w:num w:numId="6">
+    <w:abstractNumId w:val="7"/>
+  </w:num>
+  <w:num w:numId="7">
+    <w:abstractNumId w:val="1"/>
+  </w:num>
+  <w:num w:numId="8">
+    <w:abstractNumId w:val="4"/>
+  </w:num>
+  <w:num w:numId="9">
     <w:abstractNumId w:val="10"/>
   </w:num>
-  <w:num w:numId="2">
-    <w:abstractNumId w:val="1"/>
+  <w:num w:numId="10">
+    <w:abstractNumId w:val="14"/>
   </w:num>
-  <w:num w:numId="3">
-    <w:abstractNumId w:val="9"/>
+  <w:num w:numId="11">
+    <w:abstractNumId w:val="13"/>
   </w:num>
-  <w:num w:numId="4">
+  <w:num w:numId="12">
     <w:abstractNumId w:val="6"/>
   </w:num>
-  <w:num w:numId="5">
-    <w:abstractNumId w:val="7"/>
-  </w:num>
-  <w:num w:numId="6">
+  <w:num w:numId="13">
     <w:abstractNumId w:val="5"/>
   </w:num>
-  <w:num w:numId="7">
-    <w:abstractNumId w:val="0"/>
-  </w:num>
-  <w:num w:numId="8">
+  <w:num w:numId="14">
     <w:abstractNumId w:val="2"/>
   </w:num>
-  <w:num w:numId="9">
-    <w:abstractNumId w:val="8"/>
-  </w:num>
-  <w:num w:numId="10">
-    <w:abstractNumId w:val="12"/>
-  </w:num>
-  <w:num w:numId="11">
-    <w:abstractNumId w:val="11"/>
-  </w:num>
-  <w:num w:numId="12">
-    <w:abstractNumId w:val="4"/>
-  </w:num>
-  <w:num w:numId="13">
-    <w:abstractNumId w:val="3"/>
+  <w:num w:numId="15">
+    <w:abstractNumId w:val="0"/>
   </w:num>
 </w:numbering>
 </file>
